--- a/courts/sixth-circuit/ohio/federal/bankruptcy-northern-district/adversary-complaint/usage/OUTPUT-adversary-complaint.docx
+++ b/courts/sixth-circuit/ohio/federal/bankruptcy-northern-district/adversary-complaint/usage/OUTPUT-adversary-complaint.docx
@@ -4,47 +4,145 @@
   <w:body>
     <w:p>
       <w:pPr>
-        <w:pStyle w:val="Centered"/>
-      </w:pPr>
-      <w:r>
-        <w:t xml:space="preserve">UNITED STATES BANKRUPTCY COURT</w:t>
-      </w:r>
-    </w:p>
-    <w:p>
-      <w:pPr>
-        <w:pStyle w:val="Centered"/>
-      </w:pPr>
-      <w:r>
-        <w:t xml:space="preserve">NORTHERN DISTRICT OF OHIO</w:t>
-      </w:r>
-    </w:p>
-    <w:p>
-      <w:pPr>
-        <w:pStyle w:val="Single"/>
-        <w:spacing w:before="0" w:after="0" w:line="288" w:lineRule="exact"/>
+        <w:keepNext/>
+        <w:keepLines/>
+        <w:spacing w:before="0" w:after="0" w:line="276" w:lineRule="exact"/>
+        <w:ind w:left="0" w:firstLine="0"/>
+        <w:jc w:val="center"/>
+      </w:pPr>
+      <w:r>
+        <w:rPr>
+          <w:b/>
+          <w:bCs/>
+        </w:rPr>
+        <w:t xml:space="preserve">UNITED</w:t>
+      </w:r>
+      <w:r>
+        <w:rPr>
+          <w:b/>
+          <w:bCs/>
+        </w:rPr>
+        <w:t xml:space="preserve"> </w:t>
+      </w:r>
+      <w:r>
+        <w:rPr>
+          <w:b/>
+          <w:bCs/>
+        </w:rPr>
+        <w:t xml:space="preserve">STATES</w:t>
+      </w:r>
+      <w:r>
+        <w:rPr>
+          <w:b/>
+          <w:bCs/>
+        </w:rPr>
+        <w:t xml:space="preserve"> </w:t>
+      </w:r>
+      <w:r>
+        <w:rPr>
+          <w:b/>
+          <w:bCs/>
+        </w:rPr>
+        <w:t xml:space="preserve">BANKRUPTCY</w:t>
+      </w:r>
+      <w:r>
+        <w:rPr>
+          <w:b/>
+          <w:bCs/>
+        </w:rPr>
+        <w:t xml:space="preserve"> </w:t>
+      </w:r>
+      <w:r>
+        <w:rPr>
+          <w:b/>
+          <w:bCs/>
+        </w:rPr>
+        <w:t xml:space="preserve">COURT</w:t>
+      </w:r>
+    </w:p>
+    <w:p>
+      <w:pPr>
+        <w:keepNext/>
+        <w:keepLines/>
+        <w:spacing w:before="0" w:after="0" w:line="276" w:lineRule="exact"/>
+        <w:ind w:left="0" w:firstLine="0"/>
+        <w:jc w:val="center"/>
+      </w:pPr>
+      <w:r>
+        <w:rPr>
+          <w:b/>
+          <w:bCs/>
+        </w:rPr>
+        <w:t xml:space="preserve">NORTHERN</w:t>
+      </w:r>
+      <w:r>
+        <w:rPr>
+          <w:b/>
+          <w:bCs/>
+        </w:rPr>
+        <w:t xml:space="preserve"> </w:t>
+      </w:r>
+      <w:r>
+        <w:rPr>
+          <w:b/>
+          <w:bCs/>
+        </w:rPr>
+        <w:t xml:space="preserve">DISTRICT</w:t>
+      </w:r>
+      <w:r>
+        <w:rPr>
+          <w:b/>
+          <w:bCs/>
+        </w:rPr>
+        <w:t xml:space="preserve"> </w:t>
+      </w:r>
+      <w:r>
+        <w:rPr>
+          <w:b/>
+          <w:bCs/>
+        </w:rPr>
+        <w:t xml:space="preserve">OF</w:t>
+      </w:r>
+      <w:r>
+        <w:rPr>
+          <w:b/>
+          <w:bCs/>
+        </w:rPr>
+        <w:t xml:space="preserve"> </w:t>
+      </w:r>
+      <w:r>
+        <w:rPr>
+          <w:b/>
+          <w:bCs/>
+        </w:rPr>
+        <w:t xml:space="preserve">OHIO</w:t>
+      </w:r>
+    </w:p>
+    <w:p>
+      <w:pPr>
+        <w:keepNext/>
+        <w:keepLines/>
+        <w:spacing w:before="0" w:after="0" w:line="276" w:lineRule="exact"/>
+        <w:ind w:left="0" w:firstLine="0"/>
+        <w:jc w:val="left"/>
       </w:pPr>
     </w:p>
     <w:tbl>
       <w:tblPr>
         <w:tblW w:w="9360" w:type="dxa"/>
-        <w:tblBorders>
-          <w:top w:val="nil"/>
-          <w:left w:val="nil"/>
-          <w:bottom w:val="nil"/>
-          <w:right w:val="nil"/>
-          <w:insideH w:val="nil"/>
-          <w:insideV w:val="nil"/>
-        </w:tblBorders>
         <w:tblLayout w:type="fixed"/>
         <w:tblCellMar>
+          <w:top w:w="0" w:type="dxa"/>
           <w:left w:w="0" w:type="dxa"/>
+          <w:bottom w:w="0" w:type="dxa"/>
           <w:right w:w="0" w:type="dxa"/>
         </w:tblCellMar>
+        <w:tblLook w:val="0000" w:firstRow="0" w:lastRow="0" w:firstColumn="0" w:lastColumn="0" w:noHBand="0" w:noVBand="0"/>
       </w:tblPr>
       <w:tblGrid>
-        <w:gridCol w:w="5046"/>
+        <w:gridCol w:w="5040"/>
         <w:gridCol w:w="432"/>
-        <w:gridCol w:w="3882"/>
+        <w:gridCol w:w="3888"/>
       </w:tblGrid>
       <w:tr>
         <w:trPr>
@@ -52,14 +150,22 @@
         </w:trPr>
         <w:tc>
           <w:tcPr>
-            <w:tcW w:w="5046" w:type="dxa"/>
-          </w:tcPr>
-          <w:p>
-            <w:pPr>
-              <w:pStyle w:val="Single"/>
-            </w:pPr>
-            <w:r>
-              <w:t xml:space="preserve">In re:</w:t>
+            <w:tcW w:w="5040" w:type="dxa"/>
+          </w:tcPr>
+          <w:p>
+            <w:pPr>
+              <w:spacing w:before="0" w:after="0" w:line="276" w:lineRule="exact"/>
+              <w:ind w:left="0" w:firstLine="0"/>
+              <w:jc w:val="left"/>
+            </w:pPr>
+            <w:r>
+              <w:t xml:space="preserve">In</w:t>
+            </w:r>
+            <w:r>
+              <w:t xml:space="preserve"> </w:t>
+            </w:r>
+            <w:r>
+              <w:t xml:space="preserve">re:</w:t>
             </w:r>
           </w:p>
         </w:tc>
@@ -69,7 +175,8 @@
           </w:tcPr>
           <w:p>
             <w:pPr>
-              <w:pStyle w:val="Single"/>
+              <w:spacing w:before="0" w:after="0" w:line="276" w:lineRule="exact"/>
+              <w:ind w:left="0" w:firstLine="0"/>
               <w:jc w:val="center"/>
             </w:pPr>
             <w:r>
@@ -79,14 +186,21 @@
         </w:tc>
         <w:tc>
           <w:tcPr>
-            <w:tcW w:w="3882" w:type="dxa"/>
-          </w:tcPr>
-          <w:p>
-            <w:pPr>
-              <w:pStyle w:val="Single"/>
-            </w:pPr>
-            <w:r>
-              <w:t xml:space="preserve">Case No. 24-12309</w:t>
+            <w:tcW w:w="3888" w:type="dxa"/>
+          </w:tcPr>
+          <w:p>
+            <w:pPr>
+              <w:spacing w:before="0" w:after="0" w:line="276" w:lineRule="exact"/>
+              <w:ind w:left="0" w:firstLine="0"/>
+              <w:jc w:val="left"/>
+            </w:pPr>
+            <w:r>
+              <w:t xml:space="preserve">Case No. </w:t>
+            </w:r>
+            <w:r>
+              <w:t xml:space="preserve">24</w:t>
+              <w:noBreakHyphen/>
+              <w:t xml:space="preserve">12309</w:t>
             </w:r>
           </w:p>
         </w:tc>
@@ -97,14 +211,22 @@
         </w:trPr>
         <w:tc>
           <w:tcPr>
-            <w:tcW w:w="5046" w:type="dxa"/>
-          </w:tcPr>
-          <w:p>
-            <w:pPr>
-              <w:pStyle w:val="Single"/>
-            </w:pPr>
-            <w:r>
-              <w:t xml:space="preserve">ALRACHID LLC,</w:t>
+            <w:tcW w:w="5040" w:type="dxa"/>
+          </w:tcPr>
+          <w:p>
+            <w:pPr>
+              <w:spacing w:before="0" w:after="0" w:line="276" w:lineRule="exact"/>
+              <w:ind w:left="0" w:firstLine="0"/>
+              <w:jc w:val="left"/>
+            </w:pPr>
+            <w:r>
+              <w:t xml:space="preserve">ALRACHID</w:t>
+            </w:r>
+            <w:r>
+              <w:t xml:space="preserve"> </w:t>
+            </w:r>
+            <w:r>
+              <w:t xml:space="preserve">LLC,</w:t>
             </w:r>
           </w:p>
         </w:tc>
@@ -114,7 +236,8 @@
           </w:tcPr>
           <w:p>
             <w:pPr>
-              <w:pStyle w:val="Single"/>
+              <w:spacing w:before="0" w:after="0" w:line="276" w:lineRule="exact"/>
+              <w:ind w:left="0" w:firstLine="0"/>
               <w:jc w:val="center"/>
             </w:pPr>
             <w:r>
@@ -124,11 +247,13 @@
         </w:tc>
         <w:tc>
           <w:tcPr>
-            <w:tcW w:w="3882" w:type="dxa"/>
-          </w:tcPr>
-          <w:p>
-            <w:pPr>
-              <w:pStyle w:val="Single"/>
+            <w:tcW w:w="3888" w:type="dxa"/>
+          </w:tcPr>
+          <w:p>
+            <w:pPr>
+              <w:spacing w:before="0" w:after="0" w:line="276" w:lineRule="exact"/>
+              <w:ind w:left="0" w:firstLine="0"/>
+              <w:jc w:val="left"/>
             </w:pPr>
           </w:p>
         </w:tc>
@@ -139,11 +264,13 @@
         </w:trPr>
         <w:tc>
           <w:tcPr>
-            <w:tcW w:w="5046" w:type="dxa"/>
-          </w:tcPr>
-          <w:p>
-            <w:pPr>
-              <w:pStyle w:val="Single"/>
+            <w:tcW w:w="5040" w:type="dxa"/>
+          </w:tcPr>
+          <w:p>
+            <w:pPr>
+              <w:spacing w:before="0" w:after="0" w:line="276" w:lineRule="exact"/>
+              <w:ind w:left="0" w:firstLine="0"/>
+              <w:jc w:val="left"/>
             </w:pPr>
           </w:p>
         </w:tc>
@@ -153,7 +280,8 @@
           </w:tcPr>
           <w:p>
             <w:pPr>
-              <w:pStyle w:val="Single"/>
+              <w:spacing w:before="0" w:after="0" w:line="276" w:lineRule="exact"/>
+              <w:ind w:left="0" w:firstLine="0"/>
               <w:jc w:val="center"/>
             </w:pPr>
             <w:r>
@@ -163,14 +291,31 @@
         </w:tc>
         <w:tc>
           <w:tcPr>
-            <w:tcW w:w="3882" w:type="dxa"/>
-          </w:tcPr>
-          <w:p>
-            <w:pPr>
-              <w:pStyle w:val="Single"/>
-            </w:pPr>
-            <w:r>
-              <w:t xml:space="preserve">Chapter 11 (Subchapter V)</w:t>
+            <w:tcW w:w="3888" w:type="dxa"/>
+          </w:tcPr>
+          <w:p>
+            <w:pPr>
+              <w:spacing w:before="0" w:after="0" w:line="276" w:lineRule="exact"/>
+              <w:ind w:left="0" w:firstLine="0"/>
+              <w:jc w:val="left"/>
+            </w:pPr>
+            <w:r>
+              <w:t xml:space="preserve">Chapter </w:t>
+            </w:r>
+            <w:r>
+              <w:t xml:space="preserve">11</w:t>
+            </w:r>
+            <w:r>
+              <w:t xml:space="preserve"> </w:t>
+            </w:r>
+            <w:r>
+              <w:t xml:space="preserve">(Subchapter</w:t>
+            </w:r>
+            <w:r>
+              <w:t xml:space="preserve"> </w:t>
+            </w:r>
+            <w:r>
+              <w:t xml:space="preserve">V)</w:t>
             </w:r>
           </w:p>
         </w:tc>
@@ -181,11 +326,13 @@
         </w:trPr>
         <w:tc>
           <w:tcPr>
-            <w:tcW w:w="5046" w:type="dxa"/>
-          </w:tcPr>
-          <w:p>
-            <w:pPr>
-              <w:pStyle w:val="Single"/>
+            <w:tcW w:w="5040" w:type="dxa"/>
+          </w:tcPr>
+          <w:p>
+            <w:pPr>
+              <w:spacing w:before="0" w:after="0" w:line="276" w:lineRule="exact"/>
+              <w:ind w:left="0" w:firstLine="0"/>
+              <w:jc w:val="left"/>
             </w:pPr>
             <w:r>
               <w:t xml:space="preserve">Debtor.</w:t>
@@ -198,7 +345,8 @@
           </w:tcPr>
           <w:p>
             <w:pPr>
-              <w:pStyle w:val="Single"/>
+              <w:spacing w:before="0" w:after="0" w:line="276" w:lineRule="exact"/>
+              <w:ind w:left="0" w:firstLine="0"/>
               <w:jc w:val="center"/>
             </w:pPr>
             <w:r>
@@ -208,11 +356,13 @@
         </w:tc>
         <w:tc>
           <w:tcPr>
-            <w:tcW w:w="3882" w:type="dxa"/>
-          </w:tcPr>
-          <w:p>
-            <w:pPr>
-              <w:pStyle w:val="Single"/>
+            <w:tcW w:w="3888" w:type="dxa"/>
+          </w:tcPr>
+          <w:p>
+            <w:pPr>
+              <w:spacing w:before="0" w:after="0" w:line="276" w:lineRule="exact"/>
+              <w:ind w:left="0" w:firstLine="0"/>
+              <w:jc w:val="left"/>
             </w:pPr>
           </w:p>
         </w:tc>
@@ -223,11 +373,13 @@
         </w:trPr>
         <w:tc>
           <w:tcPr>
-            <w:tcW w:w="5046" w:type="dxa"/>
-          </w:tcPr>
-          <w:p>
-            <w:pPr>
-              <w:pStyle w:val="Single"/>
+            <w:tcW w:w="5040" w:type="dxa"/>
+          </w:tcPr>
+          <w:p>
+            <w:pPr>
+              <w:spacing w:before="0" w:after="0" w:line="276" w:lineRule="exact"/>
+              <w:ind w:left="0" w:firstLine="0"/>
+              <w:jc w:val="left"/>
             </w:pPr>
           </w:p>
         </w:tc>
@@ -237,7 +389,8 @@
           </w:tcPr>
           <w:p>
             <w:pPr>
-              <w:pStyle w:val="Single"/>
+              <w:spacing w:before="0" w:after="0" w:line="276" w:lineRule="exact"/>
+              <w:ind w:left="0" w:firstLine="0"/>
               <w:jc w:val="center"/>
             </w:pPr>
             <w:r>
@@ -247,14 +400,19 @@
         </w:tc>
         <w:tc>
           <w:tcPr>
-            <w:tcW w:w="3882" w:type="dxa"/>
-          </w:tcPr>
-          <w:p>
-            <w:pPr>
-              <w:pStyle w:val="Single"/>
-            </w:pPr>
-            <w:r>
-              <w:t xml:space="preserve">Judge Koch</w:t>
+            <w:tcW w:w="3888" w:type="dxa"/>
+          </w:tcPr>
+          <w:p>
+            <w:pPr>
+              <w:spacing w:before="0" w:after="0" w:line="276" w:lineRule="exact"/>
+              <w:ind w:left="0" w:firstLine="0"/>
+              <w:jc w:val="left"/>
+            </w:pPr>
+            <w:r>
+              <w:t xml:space="preserve">Judge </w:t>
+            </w:r>
+            <w:r>
+              <w:t xml:space="preserve">Koch</w:t>
             </w:r>
           </w:p>
         </w:tc>
@@ -265,11 +423,13 @@
         </w:trPr>
         <w:tc>
           <w:tcPr>
-            <w:tcW w:w="5046" w:type="dxa"/>
-          </w:tcPr>
-          <w:p>
-            <w:pPr>
-              <w:pStyle w:val="Single"/>
+            <w:tcW w:w="5040" w:type="dxa"/>
+          </w:tcPr>
+          <w:p>
+            <w:pPr>
+              <w:spacing w:before="0" w:after="0" w:line="276" w:lineRule="exact"/>
+              <w:ind w:left="0" w:firstLine="0"/>
+              <w:jc w:val="left"/>
             </w:pPr>
             <w:r>
               <w:t xml:space="preserve">____________________________________</w:t>
@@ -282,7 +442,8 @@
           </w:tcPr>
           <w:p>
             <w:pPr>
-              <w:pStyle w:val="Single"/>
+              <w:spacing w:before="0" w:after="0" w:line="276" w:lineRule="exact"/>
+              <w:ind w:left="0" w:firstLine="0"/>
               <w:jc w:val="center"/>
             </w:pPr>
             <w:r>
@@ -292,11 +453,13 @@
         </w:tc>
         <w:tc>
           <w:tcPr>
-            <w:tcW w:w="3882" w:type="dxa"/>
-          </w:tcPr>
-          <w:p>
-            <w:pPr>
-              <w:pStyle w:val="Single"/>
+            <w:tcW w:w="3888" w:type="dxa"/>
+          </w:tcPr>
+          <w:p>
+            <w:pPr>
+              <w:spacing w:before="0" w:after="0" w:line="276" w:lineRule="exact"/>
+              <w:ind w:left="0" w:firstLine="0"/>
+              <w:jc w:val="left"/>
             </w:pPr>
           </w:p>
         </w:tc>
@@ -307,11 +470,13 @@
         </w:trPr>
         <w:tc>
           <w:tcPr>
-            <w:tcW w:w="5046" w:type="dxa"/>
-          </w:tcPr>
-          <w:p>
-            <w:pPr>
-              <w:pStyle w:val="Single"/>
+            <w:tcW w:w="5040" w:type="dxa"/>
+          </w:tcPr>
+          <w:p>
+            <w:pPr>
+              <w:spacing w:before="0" w:after="0" w:line="276" w:lineRule="exact"/>
+              <w:ind w:left="0" w:firstLine="0"/>
+              <w:jc w:val="left"/>
             </w:pPr>
           </w:p>
         </w:tc>
@@ -321,7 +486,8 @@
           </w:tcPr>
           <w:p>
             <w:pPr>
-              <w:pStyle w:val="Single"/>
+              <w:spacing w:before="0" w:after="0" w:line="276" w:lineRule="exact"/>
+              <w:ind w:left="0" w:firstLine="0"/>
               <w:jc w:val="center"/>
             </w:pPr>
             <w:r>
@@ -331,14 +497,21 @@
         </w:tc>
         <w:tc>
           <w:tcPr>
-            <w:tcW w:w="3882" w:type="dxa"/>
-          </w:tcPr>
-          <w:p>
-            <w:pPr>
-              <w:pStyle w:val="Single"/>
-            </w:pPr>
-            <w:r>
-              <w:t xml:space="preserve">Adv. Pro. No. 25-01091</w:t>
+            <w:tcW w:w="3888" w:type="dxa"/>
+          </w:tcPr>
+          <w:p>
+            <w:pPr>
+              <w:spacing w:before="0" w:after="0" w:line="276" w:lineRule="exact"/>
+              <w:ind w:left="0" w:firstLine="0"/>
+              <w:jc w:val="left"/>
+            </w:pPr>
+            <w:r>
+              <w:t xml:space="preserve">Adv. Pro. No. </w:t>
+            </w:r>
+            <w:r>
+              <w:t xml:space="preserve">25</w:t>
+              <w:noBreakHyphen/>
+              <w:t xml:space="preserve">01091</w:t>
             </w:r>
           </w:p>
         </w:tc>
@@ -349,14 +522,22 @@
         </w:trPr>
         <w:tc>
           <w:tcPr>
-            <w:tcW w:w="5046" w:type="dxa"/>
-          </w:tcPr>
-          <w:p>
-            <w:pPr>
-              <w:pStyle w:val="Single"/>
-            </w:pPr>
-            <w:r>
-              <w:t xml:space="preserve">ALRACHID LLC,</w:t>
+            <w:tcW w:w="5040" w:type="dxa"/>
+          </w:tcPr>
+          <w:p>
+            <w:pPr>
+              <w:spacing w:before="0" w:after="0" w:line="276" w:lineRule="exact"/>
+              <w:ind w:left="0" w:firstLine="0"/>
+              <w:jc w:val="left"/>
+            </w:pPr>
+            <w:r>
+              <w:t xml:space="preserve">ALRACHID</w:t>
+            </w:r>
+            <w:r>
+              <w:t xml:space="preserve"> </w:t>
+            </w:r>
+            <w:r>
+              <w:t xml:space="preserve">LLC,</w:t>
             </w:r>
           </w:p>
         </w:tc>
@@ -366,7 +547,8 @@
           </w:tcPr>
           <w:p>
             <w:pPr>
-              <w:pStyle w:val="Single"/>
+              <w:spacing w:before="0" w:after="0" w:line="276" w:lineRule="exact"/>
+              <w:ind w:left="0" w:firstLine="0"/>
               <w:jc w:val="center"/>
             </w:pPr>
             <w:r>
@@ -376,11 +558,13 @@
         </w:tc>
         <w:tc>
           <w:tcPr>
-            <w:tcW w:w="3882" w:type="dxa"/>
-          </w:tcPr>
-          <w:p>
-            <w:pPr>
-              <w:pStyle w:val="Single"/>
+            <w:tcW w:w="3888" w:type="dxa"/>
+          </w:tcPr>
+          <w:p>
+            <w:pPr>
+              <w:spacing w:before="0" w:after="0" w:line="276" w:lineRule="exact"/>
+              <w:ind w:left="0" w:firstLine="0"/>
+              <w:jc w:val="left"/>
             </w:pPr>
           </w:p>
         </w:tc>
@@ -391,11 +575,13 @@
         </w:trPr>
         <w:tc>
           <w:tcPr>
-            <w:tcW w:w="5046" w:type="dxa"/>
-          </w:tcPr>
-          <w:p>
-            <w:pPr>
-              <w:pStyle w:val="Single"/>
+            <w:tcW w:w="5040" w:type="dxa"/>
+          </w:tcPr>
+          <w:p>
+            <w:pPr>
+              <w:spacing w:before="0" w:after="0" w:line="276" w:lineRule="exact"/>
+              <w:ind w:left="0" w:firstLine="0"/>
+              <w:jc w:val="left"/>
             </w:pPr>
             <w:r>
               <w:t xml:space="preserve">DEBTOR-IN-POSSESSION</w:t>
@@ -408,7 +594,8 @@
           </w:tcPr>
           <w:p>
             <w:pPr>
-              <w:pStyle w:val="Single"/>
+              <w:spacing w:before="0" w:after="0" w:line="276" w:lineRule="exact"/>
+              <w:ind w:left="0" w:firstLine="0"/>
               <w:jc w:val="center"/>
             </w:pPr>
             <w:r>
@@ -418,11 +605,13 @@
         </w:tc>
         <w:tc>
           <w:tcPr>
-            <w:tcW w:w="3882" w:type="dxa"/>
-          </w:tcPr>
-          <w:p>
-            <w:pPr>
-              <w:pStyle w:val="Single"/>
+            <w:tcW w:w="3888" w:type="dxa"/>
+          </w:tcPr>
+          <w:p>
+            <w:pPr>
+              <w:spacing w:before="0" w:after="0" w:line="276" w:lineRule="exact"/>
+              <w:ind w:left="0" w:firstLine="0"/>
+              <w:jc w:val="left"/>
             </w:pPr>
           </w:p>
         </w:tc>
@@ -433,11 +622,13 @@
         </w:trPr>
         <w:tc>
           <w:tcPr>
-            <w:tcW w:w="5046" w:type="dxa"/>
-          </w:tcPr>
-          <w:p>
-            <w:pPr>
-              <w:pStyle w:val="Single"/>
+            <w:tcW w:w="5040" w:type="dxa"/>
+          </w:tcPr>
+          <w:p>
+            <w:pPr>
+              <w:spacing w:before="0" w:after="0" w:line="276" w:lineRule="exact"/>
+              <w:ind w:left="0" w:firstLine="0"/>
+              <w:jc w:val="left"/>
             </w:pPr>
             <w:r>
               <w:t xml:space="preserve">Plaintiff,</w:t>
@@ -450,7 +641,8 @@
           </w:tcPr>
           <w:p>
             <w:pPr>
-              <w:pStyle w:val="Single"/>
+              <w:spacing w:before="0" w:after="0" w:line="276" w:lineRule="exact"/>
+              <w:ind w:left="0" w:firstLine="0"/>
               <w:jc w:val="center"/>
             </w:pPr>
             <w:r>
@@ -460,11 +652,13 @@
         </w:tc>
         <w:tc>
           <w:tcPr>
-            <w:tcW w:w="3882" w:type="dxa"/>
-          </w:tcPr>
-          <w:p>
-            <w:pPr>
-              <w:pStyle w:val="Single"/>
+            <w:tcW w:w="3888" w:type="dxa"/>
+          </w:tcPr>
+          <w:p>
+            <w:pPr>
+              <w:spacing w:before="0" w:after="0" w:line="276" w:lineRule="exact"/>
+              <w:ind w:left="0" w:firstLine="0"/>
+              <w:jc w:val="left"/>
             </w:pPr>
           </w:p>
         </w:tc>
@@ -475,11 +669,13 @@
         </w:trPr>
         <w:tc>
           <w:tcPr>
-            <w:tcW w:w="5046" w:type="dxa"/>
-          </w:tcPr>
-          <w:p>
-            <w:pPr>
-              <w:pStyle w:val="Single"/>
+            <w:tcW w:w="5040" w:type="dxa"/>
+          </w:tcPr>
+          <w:p>
+            <w:pPr>
+              <w:spacing w:before="0" w:after="0" w:line="276" w:lineRule="exact"/>
+              <w:ind w:left="0" w:firstLine="0"/>
+              <w:jc w:val="left"/>
             </w:pPr>
           </w:p>
         </w:tc>
@@ -489,7 +685,8 @@
           </w:tcPr>
           <w:p>
             <w:pPr>
-              <w:pStyle w:val="Single"/>
+              <w:spacing w:before="0" w:after="0" w:line="276" w:lineRule="exact"/>
+              <w:ind w:left="0" w:firstLine="0"/>
               <w:jc w:val="center"/>
             </w:pPr>
             <w:r>
@@ -499,11 +696,13 @@
         </w:tc>
         <w:tc>
           <w:tcPr>
-            <w:tcW w:w="3882" w:type="dxa"/>
-          </w:tcPr>
-          <w:p>
-            <w:pPr>
-              <w:pStyle w:val="Single"/>
+            <w:tcW w:w="3888" w:type="dxa"/>
+          </w:tcPr>
+          <w:p>
+            <w:pPr>
+              <w:spacing w:before="0" w:after="0" w:line="276" w:lineRule="exact"/>
+              <w:ind w:left="0" w:firstLine="0"/>
+              <w:jc w:val="left"/>
             </w:pPr>
           </w:p>
         </w:tc>
@@ -514,11 +713,13 @@
         </w:trPr>
         <w:tc>
           <w:tcPr>
-            <w:tcW w:w="5046" w:type="dxa"/>
-          </w:tcPr>
-          <w:p>
-            <w:pPr>
-              <w:pStyle w:val="Single"/>
+            <w:tcW w:w="5040" w:type="dxa"/>
+          </w:tcPr>
+          <w:p>
+            <w:pPr>
+              <w:spacing w:before="0" w:after="0" w:line="276" w:lineRule="exact"/>
+              <w:ind w:left="0" w:firstLine="0"/>
+              <w:jc w:val="left"/>
             </w:pPr>
             <w:r>
               <w:t xml:space="preserve">v.</w:t>
@@ -531,7 +732,8 @@
           </w:tcPr>
           <w:p>
             <w:pPr>
-              <w:pStyle w:val="Single"/>
+              <w:spacing w:before="0" w:after="0" w:line="276" w:lineRule="exact"/>
+              <w:ind w:left="0" w:firstLine="0"/>
               <w:jc w:val="center"/>
             </w:pPr>
             <w:r>
@@ -541,11 +743,13 @@
         </w:tc>
         <w:tc>
           <w:tcPr>
-            <w:tcW w:w="3882" w:type="dxa"/>
-          </w:tcPr>
-          <w:p>
-            <w:pPr>
-              <w:pStyle w:val="Single"/>
+            <w:tcW w:w="3888" w:type="dxa"/>
+          </w:tcPr>
+          <w:p>
+            <w:pPr>
+              <w:spacing w:before="0" w:after="0" w:line="276" w:lineRule="exact"/>
+              <w:ind w:left="0" w:firstLine="0"/>
+              <w:jc w:val="left"/>
             </w:pPr>
           </w:p>
         </w:tc>
@@ -556,11 +760,13 @@
         </w:trPr>
         <w:tc>
           <w:tcPr>
-            <w:tcW w:w="5046" w:type="dxa"/>
-          </w:tcPr>
-          <w:p>
-            <w:pPr>
-              <w:pStyle w:val="Single"/>
+            <w:tcW w:w="5040" w:type="dxa"/>
+          </w:tcPr>
+          <w:p>
+            <w:pPr>
+              <w:spacing w:before="0" w:after="0" w:line="276" w:lineRule="exact"/>
+              <w:ind w:left="0" w:firstLine="0"/>
+              <w:jc w:val="left"/>
             </w:pPr>
           </w:p>
         </w:tc>
@@ -570,7 +776,8 @@
           </w:tcPr>
           <w:p>
             <w:pPr>
-              <w:pStyle w:val="Single"/>
+              <w:spacing w:before="0" w:after="0" w:line="276" w:lineRule="exact"/>
+              <w:ind w:left="0" w:firstLine="0"/>
               <w:jc w:val="center"/>
             </w:pPr>
             <w:r>
@@ -580,11 +787,13 @@
         </w:tc>
         <w:tc>
           <w:tcPr>
-            <w:tcW w:w="3882" w:type="dxa"/>
-          </w:tcPr>
-          <w:p>
-            <w:pPr>
-              <w:pStyle w:val="Single"/>
+            <w:tcW w:w="3888" w:type="dxa"/>
+          </w:tcPr>
+          <w:p>
+            <w:pPr>
+              <w:spacing w:before="0" w:after="0" w:line="276" w:lineRule="exact"/>
+              <w:ind w:left="0" w:firstLine="0"/>
+              <w:jc w:val="left"/>
             </w:pPr>
           </w:p>
         </w:tc>
@@ -595,14 +804,28 @@
         </w:trPr>
         <w:tc>
           <w:tcPr>
-            <w:tcW w:w="5046" w:type="dxa"/>
-          </w:tcPr>
-          <w:p>
-            <w:pPr>
-              <w:pStyle w:val="Single"/>
-            </w:pPr>
-            <w:r>
-              <w:t xml:space="preserve">HEADWAY CAPITAL LLC</w:t>
+            <w:tcW w:w="5040" w:type="dxa"/>
+          </w:tcPr>
+          <w:p>
+            <w:pPr>
+              <w:spacing w:before="0" w:after="0" w:line="276" w:lineRule="exact"/>
+              <w:ind w:left="0" w:firstLine="0"/>
+              <w:jc w:val="left"/>
+            </w:pPr>
+            <w:r>
+              <w:t xml:space="preserve">HEADWAY</w:t>
+            </w:r>
+            <w:r>
+              <w:t xml:space="preserve"> </w:t>
+            </w:r>
+            <w:r>
+              <w:t xml:space="preserve">CAPITAL</w:t>
+            </w:r>
+            <w:r>
+              <w:t xml:space="preserve"> </w:t>
+            </w:r>
+            <w:r>
+              <w:t xml:space="preserve">LLC</w:t>
             </w:r>
           </w:p>
         </w:tc>
@@ -612,7 +835,8 @@
           </w:tcPr>
           <w:p>
             <w:pPr>
-              <w:pStyle w:val="Single"/>
+              <w:spacing w:before="0" w:after="0" w:line="276" w:lineRule="exact"/>
+              <w:ind w:left="0" w:firstLine="0"/>
               <w:jc w:val="center"/>
             </w:pPr>
             <w:r>
@@ -622,11 +846,13 @@
         </w:tc>
         <w:tc>
           <w:tcPr>
-            <w:tcW w:w="3882" w:type="dxa"/>
-          </w:tcPr>
-          <w:p>
-            <w:pPr>
-              <w:pStyle w:val="Single"/>
+            <w:tcW w:w="3888" w:type="dxa"/>
+          </w:tcPr>
+          <w:p>
+            <w:pPr>
+              <w:spacing w:before="0" w:after="0" w:line="276" w:lineRule="exact"/>
+              <w:ind w:left="0" w:firstLine="0"/>
+              <w:jc w:val="left"/>
             </w:pPr>
           </w:p>
         </w:tc>
@@ -637,11 +863,13 @@
         </w:trPr>
         <w:tc>
           <w:tcPr>
-            <w:tcW w:w="5046" w:type="dxa"/>
-          </w:tcPr>
-          <w:p>
-            <w:pPr>
-              <w:pStyle w:val="Single"/>
+            <w:tcW w:w="5040" w:type="dxa"/>
+          </w:tcPr>
+          <w:p>
+            <w:pPr>
+              <w:spacing w:before="0" w:after="0" w:line="276" w:lineRule="exact"/>
+              <w:ind w:left="0" w:firstLine="0"/>
+              <w:jc w:val="left"/>
             </w:pPr>
             <w:r>
               <w:t xml:space="preserve">Defendant.</w:t>
@@ -654,7 +882,8 @@
           </w:tcPr>
           <w:p>
             <w:pPr>
-              <w:pStyle w:val="Single"/>
+              <w:spacing w:before="0" w:after="0" w:line="276" w:lineRule="exact"/>
+              <w:ind w:left="0" w:firstLine="0"/>
               <w:jc w:val="center"/>
             </w:pPr>
             <w:r>
@@ -664,11 +893,13 @@
         </w:tc>
         <w:tc>
           <w:tcPr>
-            <w:tcW w:w="3882" w:type="dxa"/>
-          </w:tcPr>
-          <w:p>
-            <w:pPr>
-              <w:pStyle w:val="Single"/>
+            <w:tcW w:w="3888" w:type="dxa"/>
+          </w:tcPr>
+          <w:p>
+            <w:pPr>
+              <w:spacing w:before="0" w:after="0" w:line="276" w:lineRule="exact"/>
+              <w:ind w:left="0" w:firstLine="0"/>
+              <w:jc w:val="left"/>
             </w:pPr>
           </w:p>
         </w:tc>
@@ -676,74 +907,714 @@
     </w:tbl>
     <w:p>
       <w:pPr>
-        <w:pStyle w:val="Single"/>
-        <w:spacing w:before="0" w:after="0" w:line="288" w:lineRule="exact"/>
-      </w:pPr>
-    </w:p>
-    <w:p>
-      <w:pPr>
-        <w:pStyle w:val="Centered"/>
-      </w:pPr>
-      <w:r>
-        <w:rPr>
-          <w:b/>
-          <w:bCs/>
-        </w:rPr>
-        <w:t xml:space="preserve">ADVERSARY COMPLAINT TO DETERMINE THE VALIDITY, PRIORITY OR EXTENT OF A LIEN OR OTHER INTEREST IN PROPERTY; OBJECTING TO CLAIM; TO RECOVER PREFERENTIAL AND FRAUDULENT TRANSFERS, TO RECOVER FOR BREACH OF CONTRACT AND FRAUD, TO OBTAIN A DECLARATORY JUDGMENT RELATING TO THE FOREGOING AND OTHER RELIEF</w:t>
-      </w:r>
-    </w:p>
-    <w:p>
-      <w:pPr>
-        <w:pStyle w:val="Single"/>
-        <w:spacing w:before="0" w:after="0" w:line="288" w:lineRule="exact"/>
-      </w:pPr>
-    </w:p>
-    <w:bookmarkStart w:id="20" w:name="jurisdiction"/>
-    <w:p>
-      <w:pPr>
-        <w:pStyle w:val="Heading2"/>
-      </w:pPr>
-      <w:r>
+        <w:spacing w:before="276" w:after="0" w:line="276" w:lineRule="exact"/>
+        <w:ind w:left="0" w:firstLine="0"/>
+        <w:jc w:val="center"/>
+      </w:pPr>
+      <w:r>
+        <w:rPr>
+          <w:b/>
+          <w:bCs/>
+        </w:rPr>
+        <w:t xml:space="preserve">ADVERSARY</w:t>
+      </w:r>
+      <w:r>
+        <w:rPr>
+          <w:b/>
+          <w:bCs/>
+        </w:rPr>
+        <w:t xml:space="preserve"> </w:t>
+      </w:r>
+      <w:r>
+        <w:rPr>
+          <w:b/>
+          <w:bCs/>
+        </w:rPr>
+        <w:t xml:space="preserve">COMPLAINT</w:t>
+      </w:r>
+      <w:r>
+        <w:rPr>
+          <w:b/>
+          <w:bCs/>
+        </w:rPr>
+        <w:t xml:space="preserve"> </w:t>
+      </w:r>
+      <w:r>
+        <w:rPr>
+          <w:b/>
+          <w:bCs/>
+        </w:rPr>
+        <w:t xml:space="preserve">TO</w:t>
+      </w:r>
+      <w:r>
+        <w:rPr>
+          <w:b/>
+          <w:bCs/>
+        </w:rPr>
+        <w:t xml:space="preserve"> </w:t>
+      </w:r>
+      <w:r>
+        <w:rPr>
+          <w:b/>
+          <w:bCs/>
+        </w:rPr>
+        <w:t xml:space="preserve">DETERMINE</w:t>
+      </w:r>
+      <w:r>
+        <w:rPr>
+          <w:b/>
+          <w:bCs/>
+        </w:rPr>
+        <w:t xml:space="preserve"> </w:t>
+      </w:r>
+      <w:r>
+        <w:rPr>
+          <w:b/>
+          <w:bCs/>
+        </w:rPr>
+        <w:t xml:space="preserve">THE</w:t>
+      </w:r>
+      <w:r>
+        <w:rPr>
+          <w:b/>
+          <w:bCs/>
+        </w:rPr>
+        <w:t xml:space="preserve"> </w:t>
+      </w:r>
+      <w:r>
+        <w:rPr>
+          <w:b/>
+          <w:bCs/>
+        </w:rPr>
+        <w:t xml:space="preserve">VALIDITY,</w:t>
+      </w:r>
+      <w:r>
+        <w:rPr>
+          <w:b/>
+          <w:bCs/>
+        </w:rPr>
+        <w:t xml:space="preserve"> </w:t>
+      </w:r>
+      <w:r>
+        <w:rPr>
+          <w:b/>
+          <w:bCs/>
+        </w:rPr>
+        <w:t xml:space="preserve">PRIORITY</w:t>
+      </w:r>
+      <w:r>
+        <w:rPr>
+          <w:b/>
+          <w:bCs/>
+        </w:rPr>
+        <w:t xml:space="preserve"> </w:t>
+      </w:r>
+      <w:r>
+        <w:rPr>
+          <w:b/>
+          <w:bCs/>
+        </w:rPr>
+        <w:t xml:space="preserve">OR</w:t>
+      </w:r>
+      <w:r>
+        <w:rPr>
+          <w:b/>
+          <w:bCs/>
+        </w:rPr>
+        <w:t xml:space="preserve"> </w:t>
+      </w:r>
+      <w:r>
+        <w:rPr>
+          <w:b/>
+          <w:bCs/>
+        </w:rPr>
+        <w:t xml:space="preserve">EXTENT</w:t>
+      </w:r>
+      <w:r>
+        <w:rPr>
+          <w:b/>
+          <w:bCs/>
+        </w:rPr>
+        <w:t xml:space="preserve"> </w:t>
+      </w:r>
+      <w:r>
+        <w:rPr>
+          <w:b/>
+          <w:bCs/>
+        </w:rPr>
+        <w:t xml:space="preserve">OF</w:t>
+      </w:r>
+      <w:r>
+        <w:rPr>
+          <w:b/>
+          <w:bCs/>
+        </w:rPr>
+        <w:t xml:space="preserve"> </w:t>
+      </w:r>
+      <w:r>
+        <w:rPr>
+          <w:b/>
+          <w:bCs/>
+        </w:rPr>
+        <w:t xml:space="preserve">A</w:t>
+      </w:r>
+      <w:r>
+        <w:rPr>
+          <w:b/>
+          <w:bCs/>
+        </w:rPr>
+        <w:t xml:space="preserve"> </w:t>
+      </w:r>
+      <w:r>
+        <w:rPr>
+          <w:b/>
+          <w:bCs/>
+        </w:rPr>
+        <w:t xml:space="preserve">LIEN</w:t>
+      </w:r>
+      <w:r>
+        <w:rPr>
+          <w:b/>
+          <w:bCs/>
+        </w:rPr>
+        <w:t xml:space="preserve"> </w:t>
+      </w:r>
+      <w:r>
+        <w:rPr>
+          <w:b/>
+          <w:bCs/>
+        </w:rPr>
+        <w:t xml:space="preserve">OR</w:t>
+      </w:r>
+      <w:r>
+        <w:rPr>
+          <w:b/>
+          <w:bCs/>
+        </w:rPr>
+        <w:t xml:space="preserve"> </w:t>
+      </w:r>
+      <w:r>
+        <w:rPr>
+          <w:b/>
+          <w:bCs/>
+        </w:rPr>
+        <w:t xml:space="preserve">OTHER</w:t>
+      </w:r>
+      <w:r>
+        <w:rPr>
+          <w:b/>
+          <w:bCs/>
+        </w:rPr>
+        <w:t xml:space="preserve"> </w:t>
+      </w:r>
+      <w:r>
+        <w:rPr>
+          <w:b/>
+          <w:bCs/>
+        </w:rPr>
+        <w:t xml:space="preserve">INTEREST</w:t>
+      </w:r>
+      <w:r>
+        <w:rPr>
+          <w:b/>
+          <w:bCs/>
+        </w:rPr>
+        <w:t xml:space="preserve"> </w:t>
+      </w:r>
+      <w:r>
+        <w:rPr>
+          <w:b/>
+          <w:bCs/>
+        </w:rPr>
+        <w:t xml:space="preserve">IN</w:t>
+      </w:r>
+      <w:r>
+        <w:rPr>
+          <w:b/>
+          <w:bCs/>
+        </w:rPr>
+        <w:t xml:space="preserve"> </w:t>
+      </w:r>
+      <w:r>
+        <w:rPr>
+          <w:b/>
+          <w:bCs/>
+        </w:rPr>
+        <w:t xml:space="preserve">PROPERTY;</w:t>
+      </w:r>
+      <w:r>
+        <w:rPr>
+          <w:b/>
+          <w:bCs/>
+        </w:rPr>
+        <w:t xml:space="preserve"> </w:t>
+      </w:r>
+      <w:r>
+        <w:rPr>
+          <w:b/>
+          <w:bCs/>
+        </w:rPr>
+        <w:t xml:space="preserve">OBJECTING</w:t>
+      </w:r>
+      <w:r>
+        <w:rPr>
+          <w:b/>
+          <w:bCs/>
+        </w:rPr>
+        <w:t xml:space="preserve"> </w:t>
+      </w:r>
+      <w:r>
+        <w:rPr>
+          <w:b/>
+          <w:bCs/>
+        </w:rPr>
+        <w:t xml:space="preserve">TO</w:t>
+      </w:r>
+      <w:r>
+        <w:rPr>
+          <w:b/>
+          <w:bCs/>
+        </w:rPr>
+        <w:t xml:space="preserve"> </w:t>
+      </w:r>
+      <w:r>
+        <w:rPr>
+          <w:b/>
+          <w:bCs/>
+        </w:rPr>
+        <w:t xml:space="preserve">CLAIM;</w:t>
+      </w:r>
+      <w:r>
+        <w:rPr>
+          <w:b/>
+          <w:bCs/>
+        </w:rPr>
+        <w:t xml:space="preserve"> </w:t>
+      </w:r>
+      <w:r>
+        <w:rPr>
+          <w:b/>
+          <w:bCs/>
+        </w:rPr>
+        <w:t xml:space="preserve">TO</w:t>
+      </w:r>
+      <w:r>
+        <w:rPr>
+          <w:b/>
+          <w:bCs/>
+        </w:rPr>
+        <w:t xml:space="preserve"> </w:t>
+      </w:r>
+      <w:r>
+        <w:rPr>
+          <w:b/>
+          <w:bCs/>
+        </w:rPr>
+        <w:t xml:space="preserve">RECOVER</w:t>
+      </w:r>
+      <w:r>
+        <w:rPr>
+          <w:b/>
+          <w:bCs/>
+        </w:rPr>
+        <w:t xml:space="preserve"> </w:t>
+      </w:r>
+      <w:r>
+        <w:rPr>
+          <w:b/>
+          <w:bCs/>
+        </w:rPr>
+        <w:t xml:space="preserve">PREFERENTIAL</w:t>
+      </w:r>
+      <w:r>
+        <w:rPr>
+          <w:b/>
+          <w:bCs/>
+        </w:rPr>
+        <w:t xml:space="preserve"> </w:t>
+      </w:r>
+      <w:r>
+        <w:rPr>
+          <w:b/>
+          <w:bCs/>
+        </w:rPr>
+        <w:t xml:space="preserve">AND</w:t>
+      </w:r>
+      <w:r>
+        <w:rPr>
+          <w:b/>
+          <w:bCs/>
+        </w:rPr>
+        <w:t xml:space="preserve"> </w:t>
+      </w:r>
+      <w:r>
+        <w:rPr>
+          <w:b/>
+          <w:bCs/>
+        </w:rPr>
+        <w:t xml:space="preserve">FRAUDULENT</w:t>
+      </w:r>
+      <w:r>
+        <w:rPr>
+          <w:b/>
+          <w:bCs/>
+        </w:rPr>
+        <w:t xml:space="preserve"> </w:t>
+      </w:r>
+      <w:r>
+        <w:rPr>
+          <w:b/>
+          <w:bCs/>
+        </w:rPr>
+        <w:t xml:space="preserve">TRANSFERS,</w:t>
+      </w:r>
+      <w:r>
+        <w:rPr>
+          <w:b/>
+          <w:bCs/>
+        </w:rPr>
+        <w:t xml:space="preserve"> </w:t>
+      </w:r>
+      <w:r>
+        <w:rPr>
+          <w:b/>
+          <w:bCs/>
+        </w:rPr>
+        <w:t xml:space="preserve">TO</w:t>
+      </w:r>
+      <w:r>
+        <w:rPr>
+          <w:b/>
+          <w:bCs/>
+        </w:rPr>
+        <w:t xml:space="preserve"> </w:t>
+      </w:r>
+      <w:r>
+        <w:rPr>
+          <w:b/>
+          <w:bCs/>
+        </w:rPr>
+        <w:t xml:space="preserve">RECOVER</w:t>
+      </w:r>
+      <w:r>
+        <w:rPr>
+          <w:b/>
+          <w:bCs/>
+        </w:rPr>
+        <w:t xml:space="preserve"> </w:t>
+      </w:r>
+      <w:r>
+        <w:rPr>
+          <w:b/>
+          <w:bCs/>
+        </w:rPr>
+        <w:t xml:space="preserve">FOR</w:t>
+      </w:r>
+      <w:r>
+        <w:rPr>
+          <w:b/>
+          <w:bCs/>
+        </w:rPr>
+        <w:t xml:space="preserve"> </w:t>
+      </w:r>
+      <w:r>
+        <w:rPr>
+          <w:b/>
+          <w:bCs/>
+        </w:rPr>
+        <w:t xml:space="preserve">BREACH</w:t>
+      </w:r>
+      <w:r>
+        <w:rPr>
+          <w:b/>
+          <w:bCs/>
+        </w:rPr>
+        <w:t xml:space="preserve"> </w:t>
+      </w:r>
+      <w:r>
+        <w:rPr>
+          <w:b/>
+          <w:bCs/>
+        </w:rPr>
+        <w:t xml:space="preserve">OF</w:t>
+      </w:r>
+      <w:r>
+        <w:rPr>
+          <w:b/>
+          <w:bCs/>
+        </w:rPr>
+        <w:t xml:space="preserve"> </w:t>
+      </w:r>
+      <w:r>
+        <w:rPr>
+          <w:b/>
+          <w:bCs/>
+        </w:rPr>
+        <w:t xml:space="preserve">CONTRACT</w:t>
+      </w:r>
+      <w:r>
+        <w:rPr>
+          <w:b/>
+          <w:bCs/>
+        </w:rPr>
+        <w:t xml:space="preserve"> </w:t>
+      </w:r>
+      <w:r>
+        <w:rPr>
+          <w:b/>
+          <w:bCs/>
+        </w:rPr>
+        <w:t xml:space="preserve">AND</w:t>
+      </w:r>
+      <w:r>
+        <w:rPr>
+          <w:b/>
+          <w:bCs/>
+        </w:rPr>
+        <w:t xml:space="preserve"> </w:t>
+      </w:r>
+      <w:r>
+        <w:rPr>
+          <w:b/>
+          <w:bCs/>
+        </w:rPr>
+        <w:t xml:space="preserve">FRAUD,</w:t>
+      </w:r>
+      <w:r>
+        <w:rPr>
+          <w:b/>
+          <w:bCs/>
+        </w:rPr>
+        <w:t xml:space="preserve"> </w:t>
+      </w:r>
+      <w:r>
+        <w:rPr>
+          <w:b/>
+          <w:bCs/>
+        </w:rPr>
+        <w:t xml:space="preserve">TO</w:t>
+      </w:r>
+      <w:r>
+        <w:rPr>
+          <w:b/>
+          <w:bCs/>
+        </w:rPr>
+        <w:t xml:space="preserve"> </w:t>
+      </w:r>
+      <w:r>
+        <w:rPr>
+          <w:b/>
+          <w:bCs/>
+        </w:rPr>
+        <w:t xml:space="preserve">OBTAIN</w:t>
+      </w:r>
+      <w:r>
+        <w:rPr>
+          <w:b/>
+          <w:bCs/>
+        </w:rPr>
+        <w:t xml:space="preserve"> </w:t>
+      </w:r>
+      <w:r>
+        <w:rPr>
+          <w:b/>
+          <w:bCs/>
+        </w:rPr>
+        <w:t xml:space="preserve">A</w:t>
+      </w:r>
+      <w:r>
+        <w:rPr>
+          <w:b/>
+          <w:bCs/>
+        </w:rPr>
+        <w:t xml:space="preserve"> </w:t>
+      </w:r>
+      <w:r>
+        <w:rPr>
+          <w:b/>
+          <w:bCs/>
+        </w:rPr>
+        <w:t xml:space="preserve">DECLARATORY</w:t>
+      </w:r>
+      <w:r>
+        <w:rPr>
+          <w:b/>
+          <w:bCs/>
+        </w:rPr>
+        <w:t xml:space="preserve"> </w:t>
+      </w:r>
+      <w:r>
+        <w:rPr>
+          <w:b/>
+          <w:bCs/>
+        </w:rPr>
+        <w:t xml:space="preserve">JUDGMENT</w:t>
+      </w:r>
+      <w:r>
+        <w:rPr>
+          <w:b/>
+          <w:bCs/>
+        </w:rPr>
+        <w:t xml:space="preserve"> </w:t>
+      </w:r>
+      <w:r>
+        <w:rPr>
+          <w:b/>
+          <w:bCs/>
+        </w:rPr>
+        <w:t xml:space="preserve">RELATING</w:t>
+      </w:r>
+      <w:r>
+        <w:rPr>
+          <w:b/>
+          <w:bCs/>
+        </w:rPr>
+        <w:t xml:space="preserve"> </w:t>
+      </w:r>
+      <w:r>
+        <w:rPr>
+          <w:b/>
+          <w:bCs/>
+        </w:rPr>
+        <w:t xml:space="preserve">TO</w:t>
+      </w:r>
+      <w:r>
+        <w:rPr>
+          <w:b/>
+          <w:bCs/>
+        </w:rPr>
+        <w:t xml:space="preserve"> </w:t>
+      </w:r>
+      <w:r>
+        <w:rPr>
+          <w:b/>
+          <w:bCs/>
+        </w:rPr>
+        <w:t xml:space="preserve">THE</w:t>
+      </w:r>
+      <w:r>
+        <w:rPr>
+          <w:b/>
+          <w:bCs/>
+        </w:rPr>
+        <w:t xml:space="preserve"> </w:t>
+      </w:r>
+      <w:r>
+        <w:rPr>
+          <w:b/>
+          <w:bCs/>
+        </w:rPr>
+        <w:t xml:space="preserve">FOREGOING</w:t>
+      </w:r>
+      <w:r>
+        <w:rPr>
+          <w:b/>
+          <w:bCs/>
+        </w:rPr>
+        <w:t xml:space="preserve"> </w:t>
+      </w:r>
+      <w:r>
+        <w:rPr>
+          <w:b/>
+          <w:bCs/>
+        </w:rPr>
+        <w:t xml:space="preserve">AND</w:t>
+      </w:r>
+      <w:r>
+        <w:rPr>
+          <w:b/>
+          <w:bCs/>
+        </w:rPr>
+        <w:t xml:space="preserve"> </w:t>
+      </w:r>
+      <w:r>
+        <w:rPr>
+          <w:b/>
+          <w:bCs/>
+        </w:rPr>
+        <w:t xml:space="preserve">OTHER</w:t>
+      </w:r>
+      <w:r>
+        <w:rPr>
+          <w:b/>
+          <w:bCs/>
+        </w:rPr>
+        <w:t xml:space="preserve"> </w:t>
+      </w:r>
+      <w:r>
+        <w:rPr>
+          <w:b/>
+          <w:bCs/>
+        </w:rPr>
+        <w:t xml:space="preserve">RELIEF</w:t>
+      </w:r>
+    </w:p>
+    <w:p>
+      <w:pPr>
+        <w:spacing w:before="0" w:after="0" w:line="276" w:lineRule="exact"/>
+        <w:ind w:left="0" w:firstLine="0"/>
+        <w:jc w:val="left"/>
+      </w:pPr>
+    </w:p>
+    <w:p>
+      <w:pPr>
+        <w:keepNext/>
+        <w:keepLines/>
+        <w:spacing w:before="0" w:after="0" w:line="480" w:lineRule="exact"/>
+        <w:ind w:left="0" w:firstLine="0"/>
+        <w:jc w:val="center"/>
+      </w:pPr>
+      <w:r>
+        <w:rPr>
+          <w:b/>
+          <w:bCs/>
+        </w:rPr>
         <w:t xml:space="preserve">JURISDICTION</w:t>
       </w:r>
     </w:p>
     <w:p>
       <w:pPr>
-        <w:pStyle w:val="FirstParagraph"/>
-      </w:pPr>
-      <w:r>
-        <w:t xml:space="preserve">1. The court has jurisdiction over this adversary proceeding pursuant to 28 U.S.C. § 1334(b) and (d).</w:t>
-      </w:r>
-    </w:p>
-    <w:p>
-      <w:pPr>
-        <w:pStyle w:val="BodyText"/>
-      </w:pPr>
-      <w:r>
-        <w:t xml:space="preserve">2. This adversary proceeding is a core proceeding pursuant to 28 U.S.C. § 157(b)(2)(A), (B), (C), (K) and (O).</w:t>
-      </w:r>
-    </w:p>
-    <w:p>
-      <w:pPr>
-        <w:pStyle w:val="BodyText"/>
-      </w:pPr>
-      <w:r>
-        <w:t xml:space="preserve">3. Pursuant to Bankruptcy Rule 7012(b), Plaintiff consents to entry of final orders and/or judgment by the bankruptcy judge if it is determined that the bankruptcy judge, absent consent of the parties, cannot enter final orders of judgments consistent with Article III of the United States Constitution.</w:t>
-      </w:r>
-    </w:p>
-    <w:bookmarkEnd w:id="20"/>
-    <w:bookmarkStart w:id="21" w:name="parties"/>
-    <w:p>
-      <w:pPr>
-        <w:pStyle w:val="Heading2"/>
-      </w:pPr>
-      <w:r>
+        <w:pStyle w:val="BodyText"/>
+      </w:pPr>
+      <w:r>
+        <w:t xml:space="preserve">1. The court has jurisdiction over this adversary proceeding pursuant to 28 U.S.C. § 1334(b) and (d).</w:t>
+      </w:r>
+    </w:p>
+    <w:p>
+      <w:pPr>
+        <w:pStyle w:val="BodyText"/>
+      </w:pPr>
+      <w:r>
+        <w:t xml:space="preserve">2. This adversary proceeding is a core proceeding pursuant to 28 U.S.C. § 157(b)⁠(2)⁠(A), (B), (C), (K) and (O).</w:t>
+      </w:r>
+    </w:p>
+    <w:p>
+      <w:pPr>
+        <w:pStyle w:val="BodyText"/>
+      </w:pPr>
+      <w:r>
+        <w:t xml:space="preserve">3. Pursuant to Bankruptcy Rule 7012(b), Plaintiff consents to entry of final orders and/​or judgment by the bankruptcy judge if it is determined that the bankruptcy judge, absent consent of the parties, cannot enter final orders of judgments consistent with Article III of the United States Constitution.</w:t>
+      </w:r>
+    </w:p>
+    <w:p>
+      <w:pPr>
+        <w:keepNext/>
+        <w:keepLines/>
+        <w:spacing w:before="0" w:after="0" w:line="480" w:lineRule="exact"/>
+        <w:ind w:left="0" w:firstLine="0"/>
+        <w:jc w:val="center"/>
+      </w:pPr>
+      <w:r>
+        <w:rPr>
+          <w:b/>
+          <w:bCs/>
+        </w:rPr>
         <w:t xml:space="preserve">PARTIES</w:t>
       </w:r>
     </w:p>
     <w:p>
       <w:pPr>
-        <w:pStyle w:val="FirstParagraph"/>
+        <w:pStyle w:val="BodyText"/>
       </w:pPr>
       <w:r>
         <w:t xml:space="preserve">4. Plaintiff Alrachid LLC (</w:t>
@@ -766,22 +1637,28 @@
         <w:t xml:space="preserve">“Defendant”</w:t>
       </w:r>
       <w:r>
-        <w:t xml:space="preserve">) may be served with the summons and complaint by first class mail postage prepaid sent to Chief Legal Officer, Headway Capital LLC, 175 W Jackson St Ste 1000, Chicago, IL 60604 and/or Chief Legal Officer, Headway Capital LLC, CT Corporation System, 4400 Easton Commons Way, STE 125 Columbus OH 43219.</w:t>
-      </w:r>
-    </w:p>
-    <w:bookmarkEnd w:id="21"/>
-    <w:bookmarkStart w:id="22" w:name="background"/>
-    <w:p>
-      <w:pPr>
-        <w:pStyle w:val="Heading2"/>
-      </w:pPr>
-      <w:r>
+        <w:t xml:space="preserve">) may be served with the summons and complaint by first class mail postage prepaid sent to Chief Legal Officer, Headway Capital LLC, 175 W Jackson St Ste 1000, Chicago, IL 60604 and/​or Chief Legal Officer, Headway Capital LLC, CT Corporation System, 4400 Easton Commons Way, STE 125 Columbus OH 43219.</w:t>
+      </w:r>
+    </w:p>
+    <w:p>
+      <w:pPr>
+        <w:keepNext/>
+        <w:keepLines/>
+        <w:spacing w:before="0" w:after="0" w:line="480" w:lineRule="exact"/>
+        <w:ind w:left="0" w:firstLine="0"/>
+        <w:jc w:val="center"/>
+      </w:pPr>
+      <w:r>
+        <w:rPr>
+          <w:b/>
+          <w:bCs/>
+        </w:rPr>
         <w:t xml:space="preserve">BACKGROUND</w:t>
       </w:r>
     </w:p>
     <w:p>
       <w:pPr>
-        <w:pStyle w:val="FirstParagraph"/>
+        <w:pStyle w:val="BodyText"/>
       </w:pPr>
       <w:r>
         <w:t xml:space="preserve">6. On June 11, 2024 (the</w:t>
@@ -802,7 +1679,7 @@
         <w:t xml:space="preserve">“Bankruptcy Code”</w:t>
       </w:r>
       <w:r>
-        <w:t xml:space="preserve">). The Debtor has continued in possession of his property and has continued to operate and manage its businesses as debtor-in possession pursuant to §§ 1107(a) and 1108 of the Bankruptcy Code. The Debtor’s plan of reorganization [Case Doc. 126] was confirmed by the court on January 22, 2025 [Case Doc. 132].</w:t>
+        <w:t xml:space="preserve">). The Debtor has continued in possession of his property and has continued to operate and manage its businesses as debtor-in possession pursuant to §§ 1107(a) and 1108 of the Bankruptcy Code. The Debtor’s plan of reorganization [Case Doc. 126] was confirmed by the court on January 22, 2025 [Case Doc. 132].</w:t>
       </w:r>
     </w:p>
     <w:p>
@@ -879,19 +1756,123 @@
         <w:t xml:space="preserve">).</w:t>
       </w:r>
     </w:p>
-    <w:bookmarkEnd w:id="22"/>
-    <w:bookmarkStart w:id="23" w:name="count-ii-invalid-loan-under-state-law"/>
-    <w:p>
-      <w:pPr>
-        <w:pStyle w:val="Heading2"/>
-      </w:pPr>
-      <w:r>
-        <w:t xml:space="preserve">COUNT II – INVALID LOAN UNDER STATE LAW</w:t>
-      </w:r>
-    </w:p>
-    <w:p>
-      <w:pPr>
-        <w:pStyle w:val="FirstParagraph"/>
+    <w:p>
+      <w:pPr>
+        <w:keepNext/>
+        <w:keepLines/>
+        <w:spacing w:before="0" w:after="0" w:line="480" w:lineRule="exact"/>
+        <w:ind w:left="0" w:firstLine="0"/>
+        <w:jc w:val="center"/>
+      </w:pPr>
+      <w:r>
+        <w:rPr>
+          <w:b/>
+          <w:bCs/>
+        </w:rPr>
+        <w:t xml:space="preserve">COUNT</w:t>
+      </w:r>
+      <w:r>
+        <w:rPr>
+          <w:b/>
+          <w:bCs/>
+        </w:rPr>
+        <w:t xml:space="preserve"> </w:t>
+      </w:r>
+      <w:r>
+        <w:rPr>
+          <w:b/>
+          <w:bCs/>
+        </w:rPr>
+        <w:t xml:space="preserve">II</w:t>
+      </w:r>
+      <w:r>
+        <w:rPr>
+          <w:b/>
+          <w:bCs/>
+        </w:rPr>
+        <w:t xml:space="preserve"> </w:t>
+      </w:r>
+      <w:r>
+        <w:rPr>
+          <w:b/>
+          <w:bCs/>
+        </w:rPr>
+        <w:t xml:space="preserve">–</w:t>
+      </w:r>
+      <w:r>
+        <w:rPr>
+          <w:b/>
+          <w:bCs/>
+        </w:rPr>
+        <w:t xml:space="preserve"> </w:t>
+      </w:r>
+      <w:r>
+        <w:rPr>
+          <w:b/>
+          <w:bCs/>
+        </w:rPr>
+        <w:t xml:space="preserve">INVALID</w:t>
+      </w:r>
+      <w:r>
+        <w:rPr>
+          <w:b/>
+          <w:bCs/>
+        </w:rPr>
+        <w:t xml:space="preserve"> </w:t>
+      </w:r>
+      <w:r>
+        <w:rPr>
+          <w:b/>
+          <w:bCs/>
+        </w:rPr>
+        <w:t xml:space="preserve">LOAN</w:t>
+      </w:r>
+      <w:r>
+        <w:rPr>
+          <w:b/>
+          <w:bCs/>
+        </w:rPr>
+        <w:t xml:space="preserve"> </w:t>
+      </w:r>
+      <w:r>
+        <w:rPr>
+          <w:b/>
+          <w:bCs/>
+        </w:rPr>
+        <w:t xml:space="preserve">UNDER</w:t>
+      </w:r>
+      <w:r>
+        <w:rPr>
+          <w:b/>
+          <w:bCs/>
+        </w:rPr>
+        <w:t xml:space="preserve"> </w:t>
+      </w:r>
+      <w:r>
+        <w:rPr>
+          <w:b/>
+          <w:bCs/>
+        </w:rPr>
+        <w:t xml:space="preserve">STATE</w:t>
+      </w:r>
+      <w:r>
+        <w:rPr>
+          <w:b/>
+          <w:bCs/>
+        </w:rPr>
+        <w:t xml:space="preserve"> </w:t>
+      </w:r>
+      <w:r>
+        <w:rPr>
+          <w:b/>
+          <w:bCs/>
+        </w:rPr>
+        <w:t xml:space="preserve">LAW</w:t>
+      </w:r>
+    </w:p>
+    <w:p>
+      <w:pPr>
+        <w:pStyle w:val="BodyText"/>
       </w:pPr>
       <w:r>
         <w:t xml:space="preserve">14. The allegations of each of the paragraphs above are incorporated by reference here.</w:t>
@@ -905,19 +1886,123 @@
         <w:t xml:space="preserve">15. The Agreement is criminally usurious loan under Ohio Law and unenforceable against the Debtor.</w:t>
       </w:r>
     </w:p>
-    <w:bookmarkEnd w:id="23"/>
-    <w:bookmarkStart w:id="24" w:name="Xd7a4b6b1fe658ccdd4d7e33e43fde0c025f0caa"/>
-    <w:p>
-      <w:pPr>
-        <w:pStyle w:val="Heading2"/>
-      </w:pPr>
-      <w:r>
-        <w:t xml:space="preserve">COUNT III – IMPLIED FRAUDULENT TRANSFER FEDERAL LAW</w:t>
-      </w:r>
-    </w:p>
-    <w:p>
-      <w:pPr>
-        <w:pStyle w:val="FirstParagraph"/>
+    <w:p>
+      <w:pPr>
+        <w:keepNext/>
+        <w:keepLines/>
+        <w:spacing w:before="0" w:after="0" w:line="480" w:lineRule="exact"/>
+        <w:ind w:left="0" w:firstLine="0"/>
+        <w:jc w:val="center"/>
+      </w:pPr>
+      <w:r>
+        <w:rPr>
+          <w:b/>
+          <w:bCs/>
+        </w:rPr>
+        <w:t xml:space="preserve">COUNT</w:t>
+      </w:r>
+      <w:r>
+        <w:rPr>
+          <w:b/>
+          <w:bCs/>
+        </w:rPr>
+        <w:t xml:space="preserve"> </w:t>
+      </w:r>
+      <w:r>
+        <w:rPr>
+          <w:b/>
+          <w:bCs/>
+        </w:rPr>
+        <w:t xml:space="preserve">III</w:t>
+      </w:r>
+      <w:r>
+        <w:rPr>
+          <w:b/>
+          <w:bCs/>
+        </w:rPr>
+        <w:t xml:space="preserve"> </w:t>
+      </w:r>
+      <w:r>
+        <w:rPr>
+          <w:b/>
+          <w:bCs/>
+        </w:rPr>
+        <w:t xml:space="preserve">–</w:t>
+      </w:r>
+      <w:r>
+        <w:rPr>
+          <w:b/>
+          <w:bCs/>
+        </w:rPr>
+        <w:t xml:space="preserve"> </w:t>
+      </w:r>
+      <w:r>
+        <w:rPr>
+          <w:b/>
+          <w:bCs/>
+        </w:rPr>
+        <w:t xml:space="preserve">IMPLIED</w:t>
+      </w:r>
+      <w:r>
+        <w:rPr>
+          <w:b/>
+          <w:bCs/>
+        </w:rPr>
+        <w:t xml:space="preserve"> </w:t>
+      </w:r>
+      <w:r>
+        <w:rPr>
+          <w:b/>
+          <w:bCs/>
+        </w:rPr>
+        <w:t xml:space="preserve">FRAUDULENT</w:t>
+      </w:r>
+      <w:r>
+        <w:rPr>
+          <w:b/>
+          <w:bCs/>
+        </w:rPr>
+        <w:t xml:space="preserve"> </w:t>
+      </w:r>
+      <w:r>
+        <w:rPr>
+          <w:b/>
+          <w:bCs/>
+        </w:rPr>
+        <w:t xml:space="preserve">TRANSFER</w:t>
+      </w:r>
+      <w:r>
+        <w:rPr>
+          <w:b/>
+          <w:bCs/>
+        </w:rPr>
+        <w:t xml:space="preserve"> </w:t>
+      </w:r>
+      <w:r>
+        <w:rPr>
+          <w:b/>
+          <w:bCs/>
+        </w:rPr>
+        <w:t xml:space="preserve">FEDERAL</w:t>
+      </w:r>
+      <w:r>
+        <w:rPr>
+          <w:b/>
+          <w:bCs/>
+        </w:rPr>
+        <w:t xml:space="preserve"> </w:t>
+      </w:r>
+      <w:r>
+        <w:rPr>
+          <w:b/>
+          <w:bCs/>
+        </w:rPr>
+        <w:t xml:space="preserve">LAW</w:t>
+      </w:r>
+    </w:p>
+    <w:p>
+      <w:pPr>
+        <w:pStyle w:val="BodyText"/>
       </w:pPr>
       <w:r>
         <w:t xml:space="preserve">16. The allegations of each of the paragraphs above are incorporated by reference here.</w:t>
@@ -963,19 +2048,109 @@
         <w:t xml:space="preserve">21. Therefore, the transfers of the Payments may be avoided pursuant to 11 U.S.C. §548 and are recoverable from the Defendant pursuant to section 550(a).</w:t>
       </w:r>
     </w:p>
-    <w:bookmarkEnd w:id="24"/>
-    <w:bookmarkStart w:id="25" w:name="Xd1bd2a42edcee6a0177092c427ac6fa97f4f64d"/>
-    <w:p>
-      <w:pPr>
-        <w:pStyle w:val="Heading2"/>
-      </w:pPr>
-      <w:r>
-        <w:t xml:space="preserve">COUNT IV – IMPLIED FRAUDULENT TRANSFER—STATE LAW</w:t>
-      </w:r>
-    </w:p>
-    <w:p>
-      <w:pPr>
-        <w:pStyle w:val="FirstParagraph"/>
+    <w:p>
+      <w:pPr>
+        <w:keepNext/>
+        <w:keepLines/>
+        <w:spacing w:before="0" w:after="0" w:line="480" w:lineRule="exact"/>
+        <w:ind w:left="0" w:firstLine="0"/>
+        <w:jc w:val="center"/>
+      </w:pPr>
+      <w:r>
+        <w:rPr>
+          <w:b/>
+          <w:bCs/>
+        </w:rPr>
+        <w:t xml:space="preserve">COUNT</w:t>
+      </w:r>
+      <w:r>
+        <w:rPr>
+          <w:b/>
+          <w:bCs/>
+        </w:rPr>
+        <w:t xml:space="preserve"> </w:t>
+      </w:r>
+      <w:r>
+        <w:rPr>
+          <w:b/>
+          <w:bCs/>
+        </w:rPr>
+        <w:t xml:space="preserve">IV</w:t>
+      </w:r>
+      <w:r>
+        <w:rPr>
+          <w:b/>
+          <w:bCs/>
+        </w:rPr>
+        <w:t xml:space="preserve"> </w:t>
+      </w:r>
+      <w:r>
+        <w:rPr>
+          <w:b/>
+          <w:bCs/>
+        </w:rPr>
+        <w:t xml:space="preserve">–</w:t>
+      </w:r>
+      <w:r>
+        <w:rPr>
+          <w:b/>
+          <w:bCs/>
+        </w:rPr>
+        <w:t xml:space="preserve"> </w:t>
+      </w:r>
+      <w:r>
+        <w:rPr>
+          <w:b/>
+          <w:bCs/>
+        </w:rPr>
+        <w:t xml:space="preserve">IMPLIED</w:t>
+      </w:r>
+      <w:r>
+        <w:rPr>
+          <w:b/>
+          <w:bCs/>
+        </w:rPr>
+        <w:t xml:space="preserve"> </w:t>
+      </w:r>
+      <w:r>
+        <w:rPr>
+          <w:b/>
+          <w:bCs/>
+        </w:rPr>
+        <w:t xml:space="preserve">FRAUDULENT</w:t>
+      </w:r>
+      <w:r>
+        <w:rPr>
+          <w:b/>
+          <w:bCs/>
+        </w:rPr>
+        <w:t xml:space="preserve"> </w:t>
+      </w:r>
+      <w:r>
+        <w:rPr>
+          <w:b/>
+          <w:bCs/>
+        </w:rPr>
+        <w:t xml:space="preserve">TRANSFER—STATE</w:t>
+      </w:r>
+      <w:r>
+        <w:rPr>
+          <w:b/>
+          <w:bCs/>
+        </w:rPr>
+        <w:t xml:space="preserve"> </w:t>
+      </w:r>
+      <w:r>
+        <w:rPr>
+          <w:b/>
+          <w:bCs/>
+        </w:rPr>
+        <w:t xml:space="preserve">LAW</w:t>
+      </w:r>
+    </w:p>
+    <w:p>
+      <w:pPr>
+        <w:pStyle w:val="BodyText"/>
       </w:pPr>
       <w:r>
         <w:t xml:space="preserve">22. The allegations of each of the paragraphs above are incorporated by reference here.</w:t>
@@ -1042,22 +2217,70 @@
         <w:pStyle w:val="BodyText"/>
       </w:pPr>
       <w:r>
-        <w:t xml:space="preserve">30. Therefore, the transfers of the Payments may be avoided pursuant to O.R.C. §§ 1336.04 and 1336.05, and 11 U.S.C. §544 and are recoverable from the Defendant pursuant to section 550(a).</w:t>
-      </w:r>
-    </w:p>
-    <w:bookmarkEnd w:id="25"/>
-    <w:bookmarkStart w:id="26" w:name="count-vi-preference"/>
-    <w:p>
-      <w:pPr>
-        <w:pStyle w:val="Heading2"/>
-      </w:pPr>
-      <w:r>
-        <w:t xml:space="preserve">COUNT VI – PREFERENCE</w:t>
-      </w:r>
-    </w:p>
-    <w:p>
-      <w:pPr>
-        <w:pStyle w:val="FirstParagraph"/>
+        <w:t xml:space="preserve">30. Therefore, the transfers of the Payments may be avoided pursuant to O.R.C. §§ 1336.04 and 1336.05, and 11 U.S.C. §544 and are recoverable from the Defendant pursuant to section 550(a).</w:t>
+      </w:r>
+    </w:p>
+    <w:p>
+      <w:pPr>
+        <w:keepNext/>
+        <w:keepLines/>
+        <w:spacing w:before="0" w:after="0" w:line="480" w:lineRule="exact"/>
+        <w:ind w:left="0" w:firstLine="0"/>
+        <w:jc w:val="center"/>
+      </w:pPr>
+      <w:r>
+        <w:rPr>
+          <w:b/>
+          <w:bCs/>
+        </w:rPr>
+        <w:t xml:space="preserve">COUNT</w:t>
+      </w:r>
+      <w:r>
+        <w:rPr>
+          <w:b/>
+          <w:bCs/>
+        </w:rPr>
+        <w:t xml:space="preserve"> </w:t>
+      </w:r>
+      <w:r>
+        <w:rPr>
+          <w:b/>
+          <w:bCs/>
+        </w:rPr>
+        <w:t xml:space="preserve">VI</w:t>
+      </w:r>
+      <w:r>
+        <w:rPr>
+          <w:b/>
+          <w:bCs/>
+        </w:rPr>
+        <w:t xml:space="preserve"> </w:t>
+      </w:r>
+      <w:r>
+        <w:rPr>
+          <w:b/>
+          <w:bCs/>
+        </w:rPr>
+        <w:t xml:space="preserve">–</w:t>
+      </w:r>
+      <w:r>
+        <w:rPr>
+          <w:b/>
+          <w:bCs/>
+        </w:rPr>
+        <w:t xml:space="preserve"> </w:t>
+      </w:r>
+      <w:r>
+        <w:rPr>
+          <w:b/>
+          <w:bCs/>
+        </w:rPr>
+        <w:t xml:space="preserve">PREFERENCE</w:t>
+      </w:r>
+    </w:p>
+    <w:p>
+      <w:pPr>
+        <w:pStyle w:val="BodyText"/>
       </w:pPr>
       <w:r>
         <w:t xml:space="preserve">31. The allegations of each of the paragraphs above are incorporated by reference here.</w:t>
@@ -1092,30 +2315,78 @@
         <w:pStyle w:val="BodyText"/>
       </w:pPr>
       <w:r>
-        <w:t xml:space="preserve">35. Under 11 U.S.C. § 547(e) the transfer of the Defendant’s security interest is deemed to have occurred on June 10, 2024.</w:t>
-      </w:r>
-    </w:p>
-    <w:p>
-      <w:pPr>
-        <w:pStyle w:val="BodyText"/>
-      </w:pPr>
-      <w:r>
-        <w:t xml:space="preserve">36. Therefore, pursuant to 11 U.S.C. § 547, Debtor may avoid the transfer of the Payments on or after March 13, 2024, and the transfer of the Security Interest to Defendant.</w:t>
-      </w:r>
-    </w:p>
-    <w:bookmarkEnd w:id="26"/>
-    <w:bookmarkStart w:id="27" w:name="count-v-recovery"/>
-    <w:p>
-      <w:pPr>
-        <w:pStyle w:val="Heading2"/>
-      </w:pPr>
-      <w:r>
-        <w:t xml:space="preserve">COUNT V – RECOVERY</w:t>
-      </w:r>
-    </w:p>
-    <w:p>
-      <w:pPr>
-        <w:pStyle w:val="FirstParagraph"/>
+        <w:t xml:space="preserve">35. Under 11 U.S.C. § 547(e) the transfer of the Defendant’s security interest is deemed to have occurred on June 10, 2024.</w:t>
+      </w:r>
+    </w:p>
+    <w:p>
+      <w:pPr>
+        <w:pStyle w:val="BodyText"/>
+      </w:pPr>
+      <w:r>
+        <w:t xml:space="preserve">36. Therefore, pursuant to 11 U.S.C. § 547, Debtor may avoid the transfer of the Payments on or after March 13, 2024, and the transfer of the Security Interest to Defendant.</w:t>
+      </w:r>
+    </w:p>
+    <w:p>
+      <w:pPr>
+        <w:keepNext/>
+        <w:keepLines/>
+        <w:spacing w:before="0" w:after="0" w:line="480" w:lineRule="exact"/>
+        <w:ind w:left="0" w:firstLine="0"/>
+        <w:jc w:val="center"/>
+      </w:pPr>
+      <w:r>
+        <w:rPr>
+          <w:b/>
+          <w:bCs/>
+        </w:rPr>
+        <w:t xml:space="preserve">COUNT</w:t>
+      </w:r>
+      <w:r>
+        <w:rPr>
+          <w:b/>
+          <w:bCs/>
+        </w:rPr>
+        <w:t xml:space="preserve"> </w:t>
+      </w:r>
+      <w:r>
+        <w:rPr>
+          <w:b/>
+          <w:bCs/>
+        </w:rPr>
+        <w:t xml:space="preserve">V</w:t>
+      </w:r>
+      <w:r>
+        <w:rPr>
+          <w:b/>
+          <w:bCs/>
+        </w:rPr>
+        <w:t xml:space="preserve"> </w:t>
+      </w:r>
+      <w:r>
+        <w:rPr>
+          <w:b/>
+          <w:bCs/>
+        </w:rPr>
+        <w:t xml:space="preserve">–</w:t>
+      </w:r>
+      <w:r>
+        <w:rPr>
+          <w:b/>
+          <w:bCs/>
+        </w:rPr>
+        <w:t xml:space="preserve"> </w:t>
+      </w:r>
+      <w:r>
+        <w:rPr>
+          <w:b/>
+          <w:bCs/>
+        </w:rPr>
+        <w:t xml:space="preserve">RECOVERY</w:t>
+      </w:r>
+    </w:p>
+    <w:p>
+      <w:pPr>
+        <w:pStyle w:val="BodyText"/>
       </w:pPr>
       <w:r>
         <w:t xml:space="preserve">37. The allegations of each of the paragraphs above are incorporated by reference here.</w:t>
@@ -1126,30 +2397,64 @@
         <w:pStyle w:val="BodyText"/>
       </w:pPr>
       <w:r>
-        <w:t xml:space="preserve">38. Therefore, Pursuant to 11 U.S.C. §§ 544, 547, 548 and 550 the Debtor may recover the value of the Payments from Defendant.</w:t>
-      </w:r>
-    </w:p>
-    <w:p>
-      <w:pPr>
-        <w:pStyle w:val="BodyText"/>
-      </w:pPr>
-      <w:r>
-        <w:t xml:space="preserve">39. Pursuant to 11 U.S.C. § 502 the Claim maybe disallowed until the Payments are returned to the Debtor by the Defendant.</w:t>
-      </w:r>
-    </w:p>
-    <w:bookmarkEnd w:id="27"/>
-    <w:bookmarkStart w:id="28" w:name="prayer-for-relief"/>
-    <w:p>
-      <w:pPr>
-        <w:pStyle w:val="Heading2"/>
-      </w:pPr>
-      <w:r>
-        <w:t xml:space="preserve">PRAYER FOR RELIEF</w:t>
-      </w:r>
-    </w:p>
-    <w:p>
-      <w:pPr>
-        <w:pStyle w:val="FirstParagraph"/>
+        <w:t xml:space="preserve">38. Therefore, Pursuant to 11 U.S.C. §§ 544, 547, 548 and 550 the Debtor may recover the value of the Payments from Defendant.</w:t>
+      </w:r>
+    </w:p>
+    <w:p>
+      <w:pPr>
+        <w:pStyle w:val="BodyText"/>
+      </w:pPr>
+      <w:r>
+        <w:t xml:space="preserve">39. Pursuant to 11 U.S.C. § 502 the Claim maybe disallowed until the Payments are returned to the Debtor by the Defendant.</w:t>
+      </w:r>
+    </w:p>
+    <w:p>
+      <w:pPr>
+        <w:keepNext/>
+        <w:keepLines/>
+        <w:spacing w:before="0" w:after="0" w:line="480" w:lineRule="exact"/>
+        <w:ind w:left="0" w:firstLine="0"/>
+        <w:jc w:val="center"/>
+      </w:pPr>
+      <w:r>
+        <w:rPr>
+          <w:b/>
+          <w:bCs/>
+        </w:rPr>
+        <w:t xml:space="preserve">PRAYER</w:t>
+      </w:r>
+      <w:r>
+        <w:rPr>
+          <w:b/>
+          <w:bCs/>
+        </w:rPr>
+        <w:t xml:space="preserve"> </w:t>
+      </w:r>
+      <w:r>
+        <w:rPr>
+          <w:b/>
+          <w:bCs/>
+        </w:rPr>
+        <w:t xml:space="preserve">FOR</w:t>
+      </w:r>
+      <w:r>
+        <w:rPr>
+          <w:b/>
+          <w:bCs/>
+        </w:rPr>
+        <w:t xml:space="preserve"> </w:t>
+      </w:r>
+      <w:r>
+        <w:rPr>
+          <w:b/>
+          <w:bCs/>
+        </w:rPr>
+        <w:t xml:space="preserve">RELIEF</w:t>
+      </w:r>
+    </w:p>
+    <w:p>
+      <w:pPr>
+        <w:pStyle w:val="BodyText"/>
       </w:pPr>
       <w:r>
         <w:t xml:space="preserve">WHEREFORE, the Plaintiff, Alrachid LLC, as debtor, debtor-in-possession and or the reorganized debtor, requests Judgment as follows:</w:t>
@@ -1205,7 +2510,7 @@
     </w:p>
     <w:p>
       <w:pPr>
-        <w:pStyle w:val="BodyText"/>
+        <w:pStyle w:val="BodyTextKeep"/>
       </w:pPr>
       <w:r>
         <w:t xml:space="preserve">such further relief and such further equities as this Court deems just.</w:t>
@@ -1213,14 +2518,11 @@
     </w:p>
     <w:p>
       <w:pPr>
-        <w:pStyle w:val="Single"/>
-        <w:spacing w:before="0" w:after="0" w:line="360" w:lineRule="exact"/>
-      </w:pPr>
-    </w:p>
-    <w:p>
-      <w:pPr>
-        <w:pStyle w:val="Signature"/>
         <w:keepNext/>
+        <w:keepLines/>
+        <w:spacing w:before="276" w:after="0" w:line="276" w:lineRule="exact"/>
+        <w:ind w:left="4680" w:firstLine="0"/>
+        <w:jc w:val="left"/>
       </w:pPr>
       <w:r>
         <w:t xml:space="preserve">Respectfully submitted,</w:t>
@@ -1228,55 +2530,192 @@
     </w:p>
     <w:p>
       <w:pPr>
-        <w:pStyle w:val="Single"/>
-        <w:spacing w:before="0" w:after="0" w:line="240" w:lineRule="exact"/>
-      </w:pPr>
-    </w:p>
-    <w:p>
-      <w:pPr>
-        <w:pStyle w:val="Signature"/>
         <w:keepNext/>
-      </w:pPr>
-      <w:r>
-        <w:t xml:space="preserve">s/ Frederic P. Schwieg</w:t>
-      </w:r>
-    </w:p>
-    <w:p>
-      <w:pPr>
-        <w:pStyle w:val="Signature"/>
+        <w:keepLines/>
+        <w:spacing w:before="276" w:after="0" w:line="276" w:lineRule="exact"/>
+        <w:ind w:left="4680" w:firstLine="0"/>
+        <w:jc w:val="left"/>
+      </w:pPr>
+      <w:r>
+        <w:t xml:space="preserve">s/ </w:t>
+      </w:r>
+      <w:r>
+        <w:t xml:space="preserve">Frederic</w:t>
+      </w:r>
+      <w:r>
+        <w:t xml:space="preserve"> </w:t>
+      </w:r>
+      <w:r>
+        <w:t xml:space="preserve">P.</w:t>
+      </w:r>
+      <w:r>
+        <w:t xml:space="preserve"> </w:t>
+      </w:r>
+      <w:r>
+        <w:t xml:space="preserve">Schwieg</w:t>
+      </w:r>
+    </w:p>
+    <w:p>
+      <w:pPr>
         <w:keepNext/>
-      </w:pPr>
-      <w:r>
-        <w:t xml:space="preserve">FREDERIC P. SCHWIEG (0030418)</w:t>
-      </w:r>
-    </w:p>
-    <w:p>
-      <w:pPr>
-        <w:pStyle w:val="Signature"/>
-      </w:pPr>
-      <w:r>
-        <w:t xml:space="preserve">Attorney at Law</w:t>
-      </w:r>
-    </w:p>
-    <w:p>
-      <w:pPr>
-        <w:pStyle w:val="Signature"/>
-      </w:pPr>
-      <w:r>
-        <w:t xml:space="preserve">19885 Detroit Rd #239, Rocky River, Ohio 44116</w:t>
-      </w:r>
-    </w:p>
-    <w:p>
-      <w:pPr>
-        <w:pStyle w:val="Signature"/>
-      </w:pPr>
-      <w:r>
-        <w:t xml:space="preserve">499-4506</w:t>
-      </w:r>
-    </w:p>
-    <w:p>
-      <w:pPr>
-        <w:pStyle w:val="Signature"/>
+        <w:keepLines/>
+        <w:spacing w:before="0" w:after="0" w:line="276" w:lineRule="exact"/>
+        <w:ind w:left="4680" w:firstLine="0"/>
+        <w:jc w:val="left"/>
+      </w:pPr>
+      <w:r>
+        <w:t xml:space="preserve">FREDERIC</w:t>
+      </w:r>
+      <w:r>
+        <w:t xml:space="preserve"> </w:t>
+      </w:r>
+      <w:r>
+        <w:t xml:space="preserve">P.</w:t>
+      </w:r>
+      <w:r>
+        <w:t xml:space="preserve"> </w:t>
+      </w:r>
+      <w:r>
+        <w:t xml:space="preserve">SCHWIEG</w:t>
+      </w:r>
+      <w:r>
+        <w:t xml:space="preserve"> </w:t>
+      </w:r>
+      <w:r>
+        <w:t xml:space="preserve">(0030418)</w:t>
+      </w:r>
+    </w:p>
+    <w:p>
+      <w:pPr>
+        <w:keepNext/>
+        <w:keepLines/>
+        <w:spacing w:before="0" w:after="0" w:line="276" w:lineRule="exact"/>
+        <w:ind w:left="4680" w:firstLine="0"/>
+        <w:jc w:val="left"/>
+      </w:pPr>
+      <w:r>
+        <w:rPr>
+          <w:i/>
+          <w:iCs/>
+        </w:rPr>
+        <w:t xml:space="preserve">Attorney</w:t>
+      </w:r>
+      <w:r>
+        <w:rPr>
+          <w:i/>
+          <w:iCs/>
+        </w:rPr>
+        <w:t xml:space="preserve"> </w:t>
+      </w:r>
+      <w:r>
+        <w:rPr>
+          <w:i/>
+          <w:iCs/>
+        </w:rPr>
+        <w:t xml:space="preserve">at</w:t>
+      </w:r>
+      <w:r>
+        <w:rPr>
+          <w:i/>
+          <w:iCs/>
+        </w:rPr>
+        <w:t xml:space="preserve"> </w:t>
+      </w:r>
+      <w:r>
+        <w:rPr>
+          <w:i/>
+          <w:iCs/>
+        </w:rPr>
+        <w:t xml:space="preserve">Law</w:t>
+      </w:r>
+    </w:p>
+    <w:p>
+      <w:pPr>
+        <w:keepNext/>
+        <w:keepLines/>
+        <w:spacing w:before="0" w:after="0" w:line="276" w:lineRule="exact"/>
+        <w:ind w:left="4680" w:firstLine="0"/>
+        <w:jc w:val="left"/>
+      </w:pPr>
+      <w:r>
+        <w:t xml:space="preserve">19885</w:t>
+      </w:r>
+      <w:r>
+        <w:t xml:space="preserve"> </w:t>
+      </w:r>
+      <w:r>
+        <w:t xml:space="preserve">Detroit</w:t>
+      </w:r>
+      <w:r>
+        <w:t xml:space="preserve"> </w:t>
+      </w:r>
+      <w:r>
+        <w:t xml:space="preserve">Rd</w:t>
+      </w:r>
+      <w:r>
+        <w:t xml:space="preserve"> </w:t>
+      </w:r>
+      <w:r>
+        <w:t xml:space="preserve">#239</w:t>
+      </w:r>
+    </w:p>
+    <w:p>
+      <w:pPr>
+        <w:keepNext/>
+        <w:keepLines/>
+        <w:spacing w:before="0" w:after="0" w:line="276" w:lineRule="exact"/>
+        <w:ind w:left="4680" w:firstLine="0"/>
+        <w:jc w:val="left"/>
+      </w:pPr>
+      <w:r>
+        <w:t xml:space="preserve">Rocky</w:t>
+      </w:r>
+      <w:r>
+        <w:t xml:space="preserve"> </w:t>
+      </w:r>
+      <w:r>
+        <w:t xml:space="preserve">River,</w:t>
+      </w:r>
+      <w:r>
+        <w:t xml:space="preserve"> </w:t>
+      </w:r>
+      <w:r>
+        <w:t xml:space="preserve">Ohio</w:t>
+      </w:r>
+      <w:r>
+        <w:t xml:space="preserve"> </w:t>
+      </w:r>
+      <w:r>
+        <w:t xml:space="preserve">44116</w:t>
+      </w:r>
+    </w:p>
+    <w:p>
+      <w:pPr>
+        <w:keepNext/>
+        <w:keepLines/>
+        <w:spacing w:before="0" w:after="0" w:line="276" w:lineRule="exact"/>
+        <w:ind w:left="4680" w:firstLine="0"/>
+        <w:jc w:val="left"/>
+      </w:pPr>
+      <w:r>
+        <w:t xml:space="preserve">(440)</w:t>
+      </w:r>
+      <w:r>
+        <w:t xml:space="preserve"> </w:t>
+      </w:r>
+      <w:r>
+        <w:t xml:space="preserve">499</w:t>
+        <w:noBreakHyphen/>
+        <w:t xml:space="preserve">4506</w:t>
+      </w:r>
+    </w:p>
+    <w:p>
+      <w:pPr>
+        <w:keepNext/>
+        <w:keepLines/>
+        <w:spacing w:before="0" w:after="0" w:line="276" w:lineRule="exact"/>
+        <w:ind w:left="4680" w:firstLine="0"/>
+        <w:jc w:val="left"/>
       </w:pPr>
       <w:r>
         <w:t xml:space="preserve">fschwieg@schwieglaw.com</w:t>
@@ -1284,18 +2723,50 @@
     </w:p>
     <w:p>
       <w:pPr>
-        <w:pStyle w:val="Signature"/>
-      </w:pPr>
-      <w:r>
-        <w:t xml:space="preserve">Attorney for Debtor</w:t>
-      </w:r>
-    </w:p>
-    <w:bookmarkEnd w:id="28"/>
+        <w:spacing w:before="0" w:after="0" w:line="276" w:lineRule="exact"/>
+        <w:ind w:left="4680" w:firstLine="0"/>
+        <w:jc w:val="left"/>
+      </w:pPr>
+      <w:r>
+        <w:rPr>
+          <w:i/>
+          <w:iCs/>
+        </w:rPr>
+        <w:t xml:space="preserve">Attorney</w:t>
+      </w:r>
+      <w:r>
+        <w:rPr>
+          <w:i/>
+          <w:iCs/>
+        </w:rPr>
+        <w:t xml:space="preserve"> </w:t>
+      </w:r>
+      <w:r>
+        <w:rPr>
+          <w:i/>
+          <w:iCs/>
+        </w:rPr>
+        <w:t xml:space="preserve">for</w:t>
+      </w:r>
+      <w:r>
+        <w:rPr>
+          <w:i/>
+          <w:iCs/>
+        </w:rPr>
+        <w:t xml:space="preserve"> </w:t>
+      </w:r>
+      <w:r>
+        <w:rPr>
+          <w:i/>
+          <w:iCs/>
+        </w:rPr>
+        <w:t xml:space="preserve">Debtor</w:t>
+      </w:r>
+    </w:p>
     <w:sectPr>
-      <w:footerReference w:type="default" r:id="rId100"/>
+      <w:footerReference w:type="default" r:id="rIdOhnbFooter"/>
       <w:pgSz w:w="12240" w:h="15840"/>
       <w:pgMar w:top="1440" w:right="1440" w:bottom="1440" w:left="1440" w:header="720" w:footer="720" w:gutter="0"/>
-      <w:cols w:space="720"/>
     </w:sectPr>
   </w:body>
 </w:document>
@@ -1309,42 +2780,21 @@
 <w:ftr xmlns:w="http://schemas.openxmlformats.org/wordprocessingml/2006/main" xmlns:r="http://schemas.openxmlformats.org/officeDocument/2006/relationships">
   <w:p>
     <w:pPr>
-      <w:pStyle w:val="Footer"/>
       <w:jc w:val="center"/>
     </w:pPr>
     <w:r>
-      <w:rPr>
-        <w:sz w:val="24"/>
-        <w:szCs w:val="24"/>
-      </w:rPr>
       <w:fldChar w:fldCharType="begin"/>
     </w:r>
     <w:r>
-      <w:rPr>
-        <w:sz w:val="24"/>
-        <w:szCs w:val="24"/>
-      </w:rPr>
       <w:instrText xml:space="preserve"> PAGE </w:instrText>
     </w:r>
     <w:r>
-      <w:rPr>
-        <w:sz w:val="24"/>
-        <w:szCs w:val="24"/>
-      </w:rPr>
       <w:fldChar w:fldCharType="separate"/>
     </w:r>
     <w:r>
-      <w:rPr>
-        <w:sz w:val="24"/>
-        <w:szCs w:val="24"/>
-      </w:rPr>
       <w:t>1</w:t>
     </w:r>
     <w:r>
-      <w:rPr>
-        <w:sz w:val="24"/>
-        <w:szCs w:val="24"/>
-      </w:rPr>
       <w:fldChar w:fldCharType="end"/>
     </w:r>
   </w:p>
@@ -1368,6 +2818,99 @@
     </w:p>
   </w:footnote>
 </w:footnotes>
+</file>
+
+<file path=word/ftr-add.xml><?xml version="1.0" encoding="utf-8"?>
+<w:ftr xmlns:w="http://schemas.openxmlformats.org/wordprocessingml/2006/main" xmlns:r="http://schemas.openxmlformats.org/officeDocument/2006/relationships">
+  <w:p>
+    <w:pPr>
+      <w:spacing w:before="0" w:after="0"/>
+      <w:jc w:val="center"/>
+    </w:pPr>
+    <w:r>
+      <w:t>Add-</w:t>
+    </w:r>
+    <w:r>
+      <w:fldChar w:fldCharType="begin"/>
+    </w:r>
+    <w:r>
+      <w:instrText xml:space="preserve"> PAGE </w:instrText>
+    </w:r>
+    <w:r>
+      <w:fldChar w:fldCharType="separate"/>
+    </w:r>
+    <w:r>
+      <w:t>1</w:t>
+    </w:r>
+    <w:r>
+      <w:fldChar w:fldCharType="end"/>
+    </w:r>
+  </w:p>
+</w:ftr>
+</file>
+
+<file path=word/ftr-none.xml><?xml version="1.0" encoding="utf-8"?>
+<w:ftr xmlns:w="http://schemas.openxmlformats.org/wordprocessingml/2006/main" xmlns:r="http://schemas.openxmlformats.org/officeDocument/2006/relationships">
+  <w:p>
+    <w:pPr>
+      <w:spacing w:before="0" w:after="0"/>
+      <w:jc w:val="center"/>
+    </w:pPr>
+  </w:p>
+</w:ftr>
+</file>
+
+<file path=word/ftr-own1.xml><?xml version="1.0" encoding="utf-8"?>
+<w:ftr xmlns:w="http://schemas.openxmlformats.org/wordprocessingml/2006/main" xmlns:r="http://schemas.openxmlformats.org/officeDocument/2006/relationships">
+  <w:p>
+    <w:pPr>
+      <w:spacing w:before="0" w:after="0" w:line="276" w:lineRule="exact"/>
+      <w:ind w:left="0" w:firstLine="0"/>
+      <w:jc w:val="center"/>
+    </w:pPr>
+    <w:r>
+      <w:fldChar w:fldCharType="begin"/>
+    </w:r>
+    <w:r>
+      <w:instrText xml:space="preserve"> PAGE </w:instrText>
+    </w:r>
+    <w:r>
+      <w:fldChar w:fldCharType="separate"/>
+    </w:r>
+    <w:r>
+      <w:t>1</w:t>
+    </w:r>
+    <w:r>
+      <w:fldChar w:fldCharType="end"/>
+    </w:r>
+  </w:p>
+</w:ftr>
+</file>
+
+<file path=word/ftr-page.xml><?xml version="1.0" encoding="utf-8"?>
+<w:ftr xmlns:w="http://schemas.openxmlformats.org/wordprocessingml/2006/main" xmlns:r="http://schemas.openxmlformats.org/officeDocument/2006/relationships">
+  <w:p>
+    <w:pPr>
+      <w:spacing w:before="0" w:after="0"/>
+      <w:jc w:val="center"/>
+    </w:pPr>
+    <w:r>
+      <w:fldChar w:fldCharType="begin"/>
+    </w:r>
+    <w:r>
+      <w:instrText xml:space="preserve"> PAGE </w:instrText>
+    </w:r>
+    <w:r>
+      <w:fldChar w:fldCharType="separate"/>
+    </w:r>
+    <w:r>
+      <w:t>1</w:t>
+    </w:r>
+    <w:r>
+      <w:fldChar w:fldCharType="end"/>
+    </w:r>
+  </w:p>
+</w:ftr>
 </file>
 
 <file path=word/numbering.xml><?xml version="1.0" encoding="utf-8"?>
@@ -1459,15 +3002,16 @@
   <w:docDefaults>
     <w:rPrDefault>
       <w:rPr>
-        <w:rFonts w:ascii="EB Garamond" w:hAnsi="EB Garamond" w:eastAsia="EB Garamond" w:cs="EB Garamond"/>
+        <w:rFonts w:ascii="Times New Roman" w:hAnsi="Times New Roman" w:eastAsia="Times New Roman" w:cs="Times New Roman"/>
         <w:sz w:val="24"/>
         <w:szCs w:val="24"/>
-        <w:lang w:val="en-US" w:eastAsia="en-US" w:bidi="ar-SA"/>
+        <w:lang w:val="en-US" w:eastAsia="zh-CN" w:bidi="ar-SA"/>
       </w:rPr>
     </w:rPrDefault>
     <w:pPrDefault>
       <w:pPr>
-        <w:spacing w:after="0" w:line="240" w:lineRule="auto"/>
+        <w:widowControl/>
+        <w:spacing w:after="0"/>
       </w:pPr>
     </w:pPrDefault>
   </w:docDefaults>
@@ -1475,24 +3019,14 @@
   <w:style w:type="paragraph" w:default="1" w:styleId="Normal">
     <w:name w:val="Normal"/>
     <w:qFormat/>
-    <w:pPr>
-      <w:widowControl/>
-      <w:spacing w:before="0" w:after="0" w:line="492" w:lineRule="exact"/>
-      <w:ind w:firstLine="0"/>
-    </w:pPr>
-    <w:rPr>
-      <w:rFonts w:ascii="EB Garamond" w:hAnsi="EB Garamond" w:eastAsia="EB Garamond" w:cs="EB Garamond"/>
-      <w:color w:val="000000"/>
-      <w:sz w:val="24"/>
-      <w:szCs w:val="24"/>
-    </w:rPr>
   </w:style>
   <w:style w:type="paragraph" w:styleId="BodyText">
     <w:name w:val="Body Text"/>
     <w:basedOn w:val="Normal"/>
+    <w:link w:val="BodyTextChar"/>
     <w:qFormat/>
     <w:pPr>
-      <w:spacing w:before="0" w:after="0" w:line="492" w:lineRule="exact"/>
+      <w:spacing w:before="0" w:after="0" w:line="480" w:lineRule="exact"/>
       <w:ind w:firstLine="720"/>
     </w:pPr>
   </w:style>
@@ -1501,18 +3035,13 @@
     <w:basedOn w:val="BodyText"/>
     <w:next w:val="BodyText"/>
     <w:qFormat/>
-    <w:pPr>
-      <w:spacing w:before="0" w:after="0" w:line="492" w:lineRule="exact"/>
-      <w:ind w:firstLine="720"/>
-    </w:pPr>
   </w:style>
   <w:style w:type="paragraph" w:customStyle="1" w:styleId="Compact">
     <w:name w:val="Compact"/>
     <w:basedOn w:val="BodyText"/>
     <w:qFormat/>
     <w:pPr>
-      <w:spacing w:before="0" w:after="0" w:line="492" w:lineRule="exact"/>
-      <w:ind w:firstLine="0"/>
+      <w:spacing w:before="36" w:after="36"/>
     </w:pPr>
   </w:style>
   <w:style w:type="paragraph" w:styleId="Title">
@@ -1652,17 +3181,20 @@
     <w:name w:val="heading 1"/>
     <w:basedOn w:val="Normal"/>
     <w:next w:val="BodyText"/>
+    <w:link w:val="Heading1Char"/>
     <w:uiPriority w:val="9"/>
     <w:qFormat/>
+    <w:rsid w:val="00A10FD9"/>
     <w:pPr>
       <w:keepNext/>
       <w:keepLines/>
-      <w:spacing w:before="336" w:after="240" w:line="492" w:lineRule="exact"/>
+      <w:spacing w:before="240" w:after="120" w:line="276" w:lineRule="exact"/>
       <w:ind w:firstLine="0"/>
       <w:jc w:val="center"/>
       <w:outlineLvl w:val="0"/>
     </w:pPr>
     <w:rPr>
+      <w:rFonts w:ascii="Times New Roman" w:hAnsi="Times New Roman" w:eastAsia="Times New Roman" w:cs="Times New Roman"/>
       <w:b/>
       <w:bCs/>
       <w:caps/>
@@ -1675,21 +3207,23 @@
     <w:name w:val="heading 2"/>
     <w:basedOn w:val="Normal"/>
     <w:next w:val="BodyText"/>
+    <w:link w:val="Heading2Char"/>
     <w:uiPriority w:val="9"/>
+    <w:semiHidden/>
     <w:unhideWhenUsed/>
     <w:qFormat/>
+    <w:rsid w:val="00A10FD9"/>
     <w:pPr>
       <w:keepNext/>
       <w:keepLines/>
-      <w:spacing w:before="288" w:after="192" w:line="492" w:lineRule="exact"/>
+      <w:spacing w:before="240" w:after="120" w:line="276" w:lineRule="exact"/>
       <w:ind w:firstLine="0"/>
-      <w:jc w:val="center"/>
       <w:outlineLvl w:val="1"/>
     </w:pPr>
     <w:rPr>
+      <w:rFonts w:ascii="Times New Roman" w:hAnsi="Times New Roman" w:eastAsia="Times New Roman" w:cs="Times New Roman"/>
       <w:b/>
       <w:bCs/>
-      <w:caps/>
       <w:color w:val="000000"/>
       <w:sz w:val="24"/>
       <w:szCs w:val="24"/>
@@ -1699,18 +3233,21 @@
     <w:name w:val="heading 3"/>
     <w:basedOn w:val="Normal"/>
     <w:next w:val="BodyText"/>
+    <w:link w:val="Heading3Char"/>
     <w:uiPriority w:val="9"/>
+    <w:semiHidden/>
     <w:unhideWhenUsed/>
     <w:qFormat/>
+    <w:rsid w:val="00A10FD9"/>
     <w:pPr>
       <w:keepNext/>
       <w:keepLines/>
-      <w:spacing w:before="240" w:after="144" w:line="492" w:lineRule="exact"/>
+      <w:spacing w:before="240" w:after="120" w:line="276" w:lineRule="exact"/>
       <w:ind w:firstLine="0"/>
-      <w:jc w:val="left"/>
       <w:outlineLvl w:val="2"/>
     </w:pPr>
     <w:rPr>
+      <w:rFonts w:ascii="Times New Roman" w:hAnsi="Times New Roman" w:eastAsia="Times New Roman" w:cs="Times New Roman"/>
       <w:b/>
       <w:bCs/>
       <w:color w:val="000000"/>
@@ -1731,14 +3268,18 @@
     <w:pPr>
       <w:keepNext/>
       <w:keepLines/>
-      <w:spacing w:before="80" w:after="40"/>
+      <w:spacing w:before="240" w:after="120" w:line="276" w:lineRule="exact"/>
+      <w:ind w:firstLine="0"/>
       <w:outlineLvl w:val="3"/>
     </w:pPr>
     <w:rPr>
-      <w:rFonts w:eastAsiaTheme="majorEastAsia" w:cstheme="majorBidi"/>
+      <w:rFonts w:ascii="Times New Roman" w:hAnsi="Times New Roman" w:eastAsia="Times New Roman" w:cs="Times New Roman"/>
+      <w:b/>
+      <w:bCs/>
       <w:i/>
-      <w:iCs/>
-      <w:color w:val="0F4761" w:themeColor="accent1" w:themeShade="BF"/>
+      <w:color w:val="000000"/>
+      <w:sz w:val="24"/>
+      <w:szCs w:val="24"/>
     </w:rPr>
   </w:style>
   <w:style w:type="paragraph" w:styleId="Heading5">
@@ -1754,12 +3295,18 @@
     <w:pPr>
       <w:keepNext/>
       <w:keepLines/>
-      <w:spacing w:before="80" w:after="40"/>
+      <w:spacing w:before="240" w:after="120" w:line="276" w:lineRule="exact"/>
+      <w:ind w:firstLine="0"/>
       <w:outlineLvl w:val="4"/>
     </w:pPr>
     <w:rPr>
-      <w:rFonts w:eastAsiaTheme="majorEastAsia" w:cstheme="majorBidi"/>
-      <w:color w:val="0F4761" w:themeColor="accent1" w:themeShade="BF"/>
+      <w:rFonts w:ascii="Times New Roman" w:hAnsi="Times New Roman" w:eastAsia="Times New Roman" w:cs="Times New Roman"/>
+      <w:b/>
+      <w:bCs/>
+      <w:i/>
+      <w:color w:val="000000"/>
+      <w:sz w:val="24"/>
+      <w:szCs w:val="24"/>
     </w:rPr>
   </w:style>
   <w:style w:type="paragraph" w:styleId="Heading6">
@@ -1969,6 +3516,15 @@
       <w:color w:val="272727" w:themeColor="text1" w:themeTint="D8"/>
     </w:rPr>
   </w:style>
+  <w:style w:type="paragraph" w:customStyle="1" w:styleId="ListItem">
+    <w:name w:val="List Item"/>
+    <w:basedOn w:val="BodyText"/>
+    <w:qFormat/>
+    <w:pPr>
+      <w:spacing w:before="0" w:after="0" w:line="480" w:lineRule="exact"/>
+      <w:ind w:left="720" w:hanging="720"/>
+    </w:pPr>
+  </w:style>
   <w:style w:type="paragraph" w:styleId="BlockText">
     <w:name w:val="Block Text"/>
     <w:basedOn w:val="BodyText"/>
@@ -1977,18 +3533,20 @@
     <w:unhideWhenUsed/>
     <w:qFormat/>
     <w:pPr>
-      <w:spacing w:before="100" w:after="100"/>
-      <w:ind w:firstLine="0" w:left="480" w:right="480"/>
+      <w:spacing w:before="280" w:after="280" w:line="276" w:lineRule="exact"/>
+      <w:ind w:firstLine="0" w:left="720" w:right="720"/>
     </w:pPr>
   </w:style>
   <w:style w:type="paragraph" w:styleId="FootnoteText">
-    <w:name w:val="footnote text"/>
+    <w:name w:val="Footnote Text"/>
     <w:basedOn w:val="Normal"/>
-    <w:uiPriority w:val="99"/>
+    <w:next w:val="FootnoteText"/>
+    <w:uiPriority w:val="9"/>
     <w:unhideWhenUsed/>
+    <w:qFormat/>
     <w:pPr>
-      <w:spacing w:before="0" w:after="100" w:line="240" w:lineRule="auto"/>
-      <w:ind w:firstLine="0"/>
+      <w:keepLines/>
+      <w:spacing w:before="0" w:after="140" w:line="276" w:lineRule="exact"/>
     </w:pPr>
     <w:rPr>
       <w:sz w:val="24"/>
@@ -2003,8 +3561,8 @@
     <w:unhideWhenUsed/>
     <w:qFormat/>
     <w:pPr>
-      <w:spacing w:before="100" w:after="100"/>
-      <w:ind w:firstLine="0" w:left="480" w:right="480"/>
+      <w:spacing w:before="280" w:after="280"/>
+      <w:ind w:firstLine="0" w:left="720" w:right="720"/>
     </w:pPr>
   </w:style>
   <w:style w:type="character" w:default="1" w:styleId="DefaultParagraphFont">
@@ -2015,8 +3573,6 @@
   <w:style w:type="table" w:default="1" w:styleId="Table">
     <w:name w:val="Table"/>
     <w:basedOn w:val="TableNormal"/>
-    <w:semiHidden/>
-    <w:unhideWhenUsed/>
     <w:qFormat/>
     <w:tblPr>
       <w:tblInd w:w="0" w:type="dxa"/>
@@ -2028,13 +3584,6 @@
       </w:tblCellMar>
     </w:tblPr>
     <w:tblStylePr w:type="firstRow">
-      <w:tblPr>
-        <w:jc w:val="left"/>
-        <w:tblInd w:w="0" w:type="dxa"/>
-      </w:tblPr>
-      <w:trPr>
-        <w:jc w:val="left"/>
-      </w:trPr>
       <w:tcPr>
         <w:tcBorders>
           <w:bottom w:val="single"/>
@@ -2121,7 +3670,7 @@
     <w:name w:val="Hyperlink"/>
     <w:basedOn w:val="BodyTextChar"/>
     <w:rPr>
-      <w:color w:val="4F81BD" w:themeColor="accent1"/>
+      <w:color w:val="000000"/>
     </w:rPr>
   </w:style>
   <w:style w:type="paragraph" w:styleId="TOCHeading">
@@ -2142,47 +3691,248 @@
       <w:color w:val="365F91" w:themeColor="accent1" w:themeShade="BF"/>
     </w:rPr>
   </w:style>
-  <w:style w:type="paragraph" w:styleId="Footer">
-    <w:name w:val="footer"/>
-    <w:basedOn w:val="Normal"/>
-    <w:uiPriority w:val="99"/>
-    <w:unhideWhenUsed/>
-    <w:pPr>
-      <w:spacing w:before="0" w:after="0" w:line="240" w:lineRule="auto"/>
-      <w:ind w:firstLine="0"/>
-      <w:jc w:val="center"/>
-    </w:pPr>
-    <w:rPr>
-      <w:sz w:val="24"/>
-      <w:szCs w:val="24"/>
-    </w:rPr>
-  </w:style>
-  <w:style w:type="paragraph" w:customStyle="1" w:styleId="Single">
-    <w:name w:val="Single"/>
-    <w:basedOn w:val="Normal"/>
-    <w:qFormat/>
-    <w:pPr>
-      <w:spacing w:before="0" w:after="0" w:line="240" w:lineRule="exact"/>
-      <w:ind w:firstLine="0"/>
-    </w:pPr>
-  </w:style>
-  <w:style w:type="paragraph" w:customStyle="1" w:styleId="Centered">
-    <w:name w:val="Centered"/>
-    <w:basedOn w:val="Single"/>
-    <w:qFormat/>
-    <w:pPr>
-      <w:jc w:val="center"/>
-    </w:pPr>
-  </w:style>
-  <w:style w:type="paragraph" w:customStyle="1" w:styleId="Signature">
-    <w:name w:val="Signature Block"/>
-    <w:basedOn w:val="Single"/>
+  <w:style w:type="paragraph" w:customStyle="1" w:styleId="BodyTextKeep">
+    <w:name w:val="Body Text Keep"/>
+    <w:basedOn w:val="BodyText"/>
     <w:qFormat/>
     <w:pPr>
       <w:keepNext/>
       <w:keepLines/>
-      <w:ind w:firstLine="0"/>
     </w:pPr>
+  </w:style>
+  <w:style w:type="paragraph" w:customStyle="1" w:styleId="SourceCode">
+    <w:name w:val="Source Code"/>
+    <w:basedOn w:val="Normal"/>
+    <w:link w:val="VerbatimChar"/>
+    <w:pPr>
+      <w:wordWrap w:val="off"/>
+    </w:pPr>
+  </w:style>
+  <w:style w:type="character" w:customStyle="1" w:styleId="KeywordTok">
+    <w:name w:val="KeywordTok"/>
+    <w:basedOn w:val="VerbatimChar"/>
+    <w:rPr>
+      <w:b/>
+      <w:color w:val="007020"/>
+    </w:rPr>
+  </w:style>
+  <w:style w:type="character" w:customStyle="1" w:styleId="DataTypeTok">
+    <w:name w:val="DataTypeTok"/>
+    <w:basedOn w:val="VerbatimChar"/>
+    <w:rPr>
+      <w:color w:val="902000"/>
+    </w:rPr>
+  </w:style>
+  <w:style w:type="character" w:customStyle="1" w:styleId="DecValTok">
+    <w:name w:val="DecValTok"/>
+    <w:basedOn w:val="VerbatimChar"/>
+    <w:rPr>
+      <w:color w:val="40a070"/>
+    </w:rPr>
+  </w:style>
+  <w:style w:type="character" w:customStyle="1" w:styleId="BaseNTok">
+    <w:name w:val="BaseNTok"/>
+    <w:basedOn w:val="VerbatimChar"/>
+    <w:rPr>
+      <w:color w:val="40a070"/>
+    </w:rPr>
+  </w:style>
+  <w:style w:type="character" w:customStyle="1" w:styleId="FloatTok">
+    <w:name w:val="FloatTok"/>
+    <w:basedOn w:val="VerbatimChar"/>
+    <w:rPr>
+      <w:color w:val="40a070"/>
+    </w:rPr>
+  </w:style>
+  <w:style w:type="character" w:customStyle="1" w:styleId="ConstantTok">
+    <w:name w:val="ConstantTok"/>
+    <w:basedOn w:val="VerbatimChar"/>
+    <w:rPr>
+      <w:color w:val="880000"/>
+    </w:rPr>
+  </w:style>
+  <w:style w:type="character" w:customStyle="1" w:styleId="CharTok">
+    <w:name w:val="CharTok"/>
+    <w:basedOn w:val="VerbatimChar"/>
+    <w:rPr>
+      <w:color w:val="4070a0"/>
+    </w:rPr>
+  </w:style>
+  <w:style w:type="character" w:customStyle="1" w:styleId="SpecialCharTok">
+    <w:name w:val="SpecialCharTok"/>
+    <w:basedOn w:val="VerbatimChar"/>
+    <w:rPr>
+      <w:color w:val="4070a0"/>
+    </w:rPr>
+  </w:style>
+  <w:style w:type="character" w:customStyle="1" w:styleId="StringTok">
+    <w:name w:val="StringTok"/>
+    <w:basedOn w:val="VerbatimChar"/>
+    <w:rPr>
+      <w:color w:val="4070a0"/>
+    </w:rPr>
+  </w:style>
+  <w:style w:type="character" w:customStyle="1" w:styleId="VerbatimStringTok">
+    <w:name w:val="VerbatimStringTok"/>
+    <w:basedOn w:val="VerbatimChar"/>
+    <w:rPr>
+      <w:color w:val="4070a0"/>
+    </w:rPr>
+  </w:style>
+  <w:style w:type="character" w:customStyle="1" w:styleId="SpecialStringTok">
+    <w:name w:val="SpecialStringTok"/>
+    <w:basedOn w:val="VerbatimChar"/>
+    <w:rPr>
+      <w:color w:val="bb6688"/>
+    </w:rPr>
+  </w:style>
+  <w:style w:type="character" w:customStyle="1" w:styleId="ImportTok">
+    <w:name w:val="ImportTok"/>
+    <w:basedOn w:val="VerbatimChar"/>
+    <w:rPr>
+      <w:b/>
+      <w:color w:val="008000"/>
+    </w:rPr>
+  </w:style>
+  <w:style w:type="character" w:customStyle="1" w:styleId="CommentTok">
+    <w:name w:val="CommentTok"/>
+    <w:basedOn w:val="VerbatimChar"/>
+    <w:rPr>
+      <w:i/>
+      <w:color w:val="60a0b0"/>
+    </w:rPr>
+  </w:style>
+  <w:style w:type="character" w:customStyle="1" w:styleId="DocumentationTok">
+    <w:name w:val="DocumentationTok"/>
+    <w:basedOn w:val="VerbatimChar"/>
+    <w:rPr>
+      <w:i/>
+      <w:color w:val="ba2121"/>
+    </w:rPr>
+  </w:style>
+  <w:style w:type="character" w:customStyle="1" w:styleId="AnnotationTok">
+    <w:name w:val="AnnotationTok"/>
+    <w:basedOn w:val="VerbatimChar"/>
+    <w:rPr>
+      <w:b/>
+      <w:i/>
+      <w:color w:val="60a0b0"/>
+    </w:rPr>
+  </w:style>
+  <w:style w:type="character" w:customStyle="1" w:styleId="CommentVarTok">
+    <w:name w:val="CommentVarTok"/>
+    <w:basedOn w:val="VerbatimChar"/>
+    <w:rPr>
+      <w:b/>
+      <w:i/>
+      <w:color w:val="60a0b0"/>
+    </w:rPr>
+  </w:style>
+  <w:style w:type="character" w:customStyle="1" w:styleId="OtherTok">
+    <w:name w:val="OtherTok"/>
+    <w:basedOn w:val="VerbatimChar"/>
+    <w:rPr>
+      <w:color w:val="007020"/>
+    </w:rPr>
+  </w:style>
+  <w:style w:type="character" w:customStyle="1" w:styleId="FunctionTok">
+    <w:name w:val="FunctionTok"/>
+    <w:basedOn w:val="VerbatimChar"/>
+    <w:rPr>
+      <w:color w:val="06287e"/>
+    </w:rPr>
+  </w:style>
+  <w:style w:type="character" w:customStyle="1" w:styleId="VariableTok">
+    <w:name w:val="VariableTok"/>
+    <w:basedOn w:val="VerbatimChar"/>
+    <w:rPr>
+      <w:color w:val="19177c"/>
+    </w:rPr>
+  </w:style>
+  <w:style w:type="character" w:customStyle="1" w:styleId="ControlFlowTok">
+    <w:name w:val="ControlFlowTok"/>
+    <w:basedOn w:val="VerbatimChar"/>
+    <w:rPr>
+      <w:b/>
+      <w:color w:val="007020"/>
+    </w:rPr>
+  </w:style>
+  <w:style w:type="character" w:customStyle="1" w:styleId="OperatorTok">
+    <w:name w:val="OperatorTok"/>
+    <w:basedOn w:val="VerbatimChar"/>
+    <w:rPr>
+      <w:color w:val="666666"/>
+    </w:rPr>
+  </w:style>
+  <w:style w:type="character" w:customStyle="1" w:styleId="BuiltInTok">
+    <w:name w:val="BuiltInTok"/>
+    <w:basedOn w:val="VerbatimChar"/>
+    <w:rPr>
+      <w:color w:val="008000"/>
+    </w:rPr>
+  </w:style>
+  <w:style w:type="character" w:customStyle="1" w:styleId="ExtensionTok">
+    <w:name w:val="ExtensionTok"/>
+    <w:basedOn w:val="VerbatimChar"/>
+    <w:rPr/>
+  </w:style>
+  <w:style w:type="character" w:customStyle="1" w:styleId="PreprocessorTok">
+    <w:name w:val="PreprocessorTok"/>
+    <w:basedOn w:val="VerbatimChar"/>
+    <w:rPr>
+      <w:color w:val="bc7a00"/>
+    </w:rPr>
+  </w:style>
+  <w:style w:type="character" w:customStyle="1" w:styleId="AttributeTok">
+    <w:name w:val="AttributeTok"/>
+    <w:basedOn w:val="VerbatimChar"/>
+    <w:rPr>
+      <w:color w:val="7d9029"/>
+    </w:rPr>
+  </w:style>
+  <w:style w:type="character" w:customStyle="1" w:styleId="RegionMarkerTok">
+    <w:name w:val="RegionMarkerTok"/>
+    <w:basedOn w:val="VerbatimChar"/>
+    <w:rPr/>
+  </w:style>
+  <w:style w:type="character" w:customStyle="1" w:styleId="InformationTok">
+    <w:name w:val="InformationTok"/>
+    <w:basedOn w:val="VerbatimChar"/>
+    <w:rPr>
+      <w:b/>
+      <w:i/>
+      <w:color w:val="60a0b0"/>
+    </w:rPr>
+  </w:style>
+  <w:style w:type="character" w:customStyle="1" w:styleId="WarningTok">
+    <w:name w:val="WarningTok"/>
+    <w:basedOn w:val="VerbatimChar"/>
+    <w:rPr>
+      <w:b/>
+      <w:i/>
+      <w:color w:val="60a0b0"/>
+    </w:rPr>
+  </w:style>
+  <w:style w:type="character" w:customStyle="1" w:styleId="AlertTok">
+    <w:name w:val="AlertTok"/>
+    <w:basedOn w:val="VerbatimChar"/>
+    <w:rPr>
+      <w:b/>
+      <w:color w:val="ff0000"/>
+    </w:rPr>
+  </w:style>
+  <w:style w:type="character" w:customStyle="1" w:styleId="ErrorTok">
+    <w:name w:val="ErrorTok"/>
+    <w:basedOn w:val="VerbatimChar"/>
+    <w:rPr>
+      <w:b/>
+      <w:color w:val="ff0000"/>
+    </w:rPr>
+  </w:style>
+  <w:style w:type="character" w:customStyle="1" w:styleId="NormalTok">
+    <w:name w:val="NormalTok"/>
+    <w:basedOn w:val="VerbatimChar"/>
+    <w:rPr/>
   </w:style>
 </w:styles>
 </file>
